--- a/projects/valuepickr-open-screen/docs/Apcotex Industries Ltd.docx
+++ b/projects/valuepickr-open-screen/docs/Apcotex Industries Ltd.docx
@@ -32,7 +32,7 @@
           <w:sz w:val="22"/>
           <w:szCs w:val="22"/>
         </w:rPr>
-        <w:t xml:space="preserve">Synthetic-rubber maker posting a genuine turnaround quarter (revenue +40%, PAT +311% YoY) backed by an anti-dumping filing and capacity expansion -- though the community itself flags the quarter may be flattered</w:t>
+        <w:t xml:space="preserve">India's only domestic NBR producer posting a peak-margin turnaround quarter (Q1 FY27 revenue +40%, EBITDA margin 22.3% vs 10.3%, PAT +311% to Rs 79 Cr) -- but management confirms ~2% of EBITDA was one-off inventory gains, the gains were price-led (export volumes fell 10-12%), the 22.3% margin is well above the stated 15-16% norm, the DGTR-recommended anti-dumping duty is still not notified, and the Rs 220 Cr NBR/latex expansion (on stream Q1 FY28) will carry no ADD protection.</w:t>
       </w:r>
     </w:p>
     <w:p>
@@ -99,61 +99,88 @@
           </w:tcPr>
           <w:p>
             <w:r>
-              <w:t xml:space="preserve">Rs 3,108 Cr</w:t>
-            </w:r>
-          </w:p>
-        </w:tc>
-      </w:tr>
-      <w:tr>
-        <w:tc>
-          <w:tcPr>
-            <w:tcW w:type="dxa" w:w="3200"/>
-            <w:shd w:fill="F2F2F2" w:val="clear"/>
-          </w:tcPr>
-          <w:p>
-            <w:r>
-              <w:rPr>
-                <w:b/>
-                <w:bCs/>
-              </w:rPr>
-              <w:t xml:space="preserve">ROE</w:t>
-            </w:r>
-          </w:p>
-        </w:tc>
-        <w:tc>
-          <w:tcPr>
-            <w:tcW w:type="dxa" w:w="5800"/>
-          </w:tcPr>
-          <w:p>
-            <w:r>
-              <w:t xml:space="preserve">12.8% (3yr avg, weak)</w:t>
-            </w:r>
-          </w:p>
-        </w:tc>
-      </w:tr>
-      <w:tr>
-        <w:tc>
-          <w:tcPr>
-            <w:tcW w:type="dxa" w:w="3200"/>
-            <w:shd w:fill="F2F2F2" w:val="clear"/>
-          </w:tcPr>
-          <w:p>
-            <w:r>
-              <w:rPr>
-                <w:b/>
-                <w:bCs/>
-              </w:rPr>
-              <w:t xml:space="preserve">Revenue growth</w:t>
-            </w:r>
-          </w:p>
-        </w:tc>
-        <w:tc>
-          <w:tcPr>
-            <w:tcW w:type="dxa" w:w="5800"/>
-          </w:tcPr>
-          <w:p>
-            <w:r>
-              <w:t xml:space="preserve">15.9% median over 10yrs, but recent YoY had decelerated to 4.13% before this quarter</w:t>
+              <w:t xml:space="preserve">~Rs 3,175 Cr (price ~Rs 612)</w:t>
+            </w:r>
+          </w:p>
+        </w:tc>
+      </w:tr>
+      <w:tr>
+        <w:tc>
+          <w:tcPr>
+            <w:tcW w:type="dxa" w:w="3200"/>
+            <w:shd w:fill="F2F2F2" w:val="clear"/>
+          </w:tcPr>
+          <w:p>
+            <w:r>
+              <w:rPr>
+                <w:b/>
+                <w:bCs/>
+              </w:rPr>
+              <w:t xml:space="preserve">P/E / P/B</w:t>
+            </w:r>
+          </w:p>
+        </w:tc>
+        <w:tc>
+          <w:tcPr>
+            <w:tcW w:type="dxa" w:w="5800"/>
+          </w:tcPr>
+          <w:p>
+            <w:r>
+              <w:t xml:space="preserve">~20x trailing (flattered by the Q1 FY27 peak quarter) / ~5.1x; ~24x on normalised ~Rs 130-150 Cr PAT</w:t>
+            </w:r>
+          </w:p>
+        </w:tc>
+      </w:tr>
+      <w:tr>
+        <w:tc>
+          <w:tcPr>
+            <w:tcW w:type="dxa" w:w="3200"/>
+            <w:shd w:fill="F2F2F2" w:val="clear"/>
+          </w:tcPr>
+          <w:p>
+            <w:r>
+              <w:rPr>
+                <w:b/>
+                <w:bCs/>
+              </w:rPr>
+              <w:t xml:space="preserve">ROCE / ROE</w:t>
+            </w:r>
+          </w:p>
+        </w:tc>
+        <w:tc>
+          <w:tcPr>
+            <w:tcW w:type="dxa" w:w="5800"/>
+          </w:tcPr>
+          <w:p>
+            <w:r>
+              <w:t xml:space="preserve">FY26 ~16% / ~17% (recovering off an FY24-25 trough of ~9-10% ROCE); 3-yr through-cycle returns mediocre</w:t>
+            </w:r>
+          </w:p>
+        </w:tc>
+      </w:tr>
+      <w:tr>
+        <w:tc>
+          <w:tcPr>
+            <w:tcW w:type="dxa" w:w="3200"/>
+            <w:shd w:fill="F2F2F2" w:val="clear"/>
+          </w:tcPr>
+          <w:p>
+            <w:r>
+              <w:rPr>
+                <w:b/>
+                <w:bCs/>
+              </w:rPr>
+              <w:t xml:space="preserve">Revenue / PAT</w:t>
+            </w:r>
+          </w:p>
+        </w:tc>
+        <w:tc>
+          <w:tcPr>
+            <w:tcW w:type="dxa" w:w="5800"/>
+          </w:tcPr>
+          <w:p>
+            <w:r>
+              <w:t xml:space="preserve">FY23-26 revenue Rs 1,080 -&gt; 1,125 -&gt; 1,392 -&gt; 1,442 Cr; PAT Rs 108 -&gt; 54 -&gt; 54 -&gt; 101 Cr -- a commodity-polymer cycle, not a compounder</w:t>
             </w:r>
           </w:p>
         </w:tc>
@@ -180,34 +207,142 @@
           </w:tcPr>
           <w:p>
             <w:r>
-              <w:t xml:space="preserve">Revenue Rs 526 Cr, up 40% YoY (record high); EBITDA up 203% YoY, margin 22.3% vs 10.3% a year earlier; PAT up 311% YoY to Rs 79 Cr, margin 15%</w:t>
-            </w:r>
-          </w:p>
-        </w:tc>
-      </w:tr>
-      <w:tr>
-        <w:tc>
-          <w:tcPr>
-            <w:tcW w:type="dxa" w:w="3200"/>
-            <w:shd w:fill="F2F2F2" w:val="clear"/>
-          </w:tcPr>
-          <w:p>
-            <w:r>
-              <w:rPr>
-                <w:b/>
-                <w:bCs/>
-              </w:rPr>
-              <w:t xml:space="preserve">Debt</w:t>
-            </w:r>
-          </w:p>
-        </w:tc>
-        <w:tc>
-          <w:tcPr>
-            <w:tcW w:type="dxa" w:w="5800"/>
-          </w:tcPr>
-          <w:p>
-            <w:r>
-              <w:t xml:space="preserve">Reduced; dividend payout historically ~52%</w:t>
+              <w:t xml:space="preserve">Revenue Rs 526 Cr +40% YoY (record); EBITDA Rs 117 Cr +203%, margin 22.3% vs 10.3%; PAT Rs 79 Cr +311%, margin 15%; ~2% of EBITDA was one-off inventory gains</w:t>
+            </w:r>
+          </w:p>
+        </w:tc>
+      </w:tr>
+      <w:tr>
+        <w:tc>
+          <w:tcPr>
+            <w:tcW w:type="dxa" w:w="3200"/>
+            <w:shd w:fill="F2F2F2" w:val="clear"/>
+          </w:tcPr>
+          <w:p>
+            <w:r>
+              <w:rPr>
+                <w:b/>
+                <w:bCs/>
+              </w:rPr>
+              <w:t xml:space="preserve">Volume vs price</w:t>
+            </w:r>
+          </w:p>
+        </w:tc>
+        <w:tc>
+          <w:tcPr>
+            <w:tcW w:type="dxa" w:w="5800"/>
+          </w:tcPr>
+          <w:p>
+            <w:r>
+              <w:t xml:space="preserve">Domestic volumes +10% YoY, export volumes -10-12% (West Asia geopolitics/logistics); the quarter was price-realisation-led, not volume</w:t>
+            </w:r>
+          </w:p>
+        </w:tc>
+      </w:tr>
+      <w:tr>
+        <w:tc>
+          <w:tcPr>
+            <w:tcW w:type="dxa" w:w="3200"/>
+            <w:shd w:fill="F2F2F2" w:val="clear"/>
+          </w:tcPr>
+          <w:p>
+            <w:r>
+              <w:rPr>
+                <w:b/>
+                <w:bCs/>
+              </w:rPr>
+              <w:t xml:space="preserve">Capacity expansion</w:t>
+            </w:r>
+          </w:p>
+        </w:tc>
+        <w:tc>
+          <w:tcPr>
+            <w:tcW w:type="dxa" w:w="5800"/>
+          </w:tcPr>
+          <w:p>
+            <w:r>
+              <w:t xml:space="preserve">~Rs 220 Cr NBR + synthetic latex; adds ~Rs 600 Cr topline (~40%); NBR on stream ~Apr 2027, latex ~Jun 2027; only 15-20% of capex spent; Stage 2 deferred 3-4 months on Malaysia/China overcapacity</w:t>
+            </w:r>
+          </w:p>
+        </w:tc>
+      </w:tr>
+      <w:tr>
+        <w:tc>
+          <w:tcPr>
+            <w:tcW w:type="dxa" w:w="3200"/>
+            <w:shd w:fill="F2F2F2" w:val="clear"/>
+          </w:tcPr>
+          <w:p>
+            <w:r>
+              <w:rPr>
+                <w:b/>
+                <w:bCs/>
+              </w:rPr>
+              <w:t xml:space="preserve">Balance sheet</w:t>
+            </w:r>
+          </w:p>
+        </w:tc>
+        <w:tc>
+          <w:tcPr>
+            <w:tcW w:type="dxa" w:w="5800"/>
+          </w:tcPr>
+          <w:p>
+            <w:r>
+              <w:t xml:space="preserve">Net cash ~Rs 30-40 Cr (borrowings ~Rs 96 Cr Mar-26); capex self-funded so far, debt may be taken; CFO FY24/25/26 Rs 40 / 85 / 203 Cr</w:t>
+            </w:r>
+          </w:p>
+        </w:tc>
+      </w:tr>
+      <w:tr>
+        <w:tc>
+          <w:tcPr>
+            <w:tcW w:type="dxa" w:w="3200"/>
+            <w:shd w:fill="F2F2F2" w:val="clear"/>
+          </w:tcPr>
+          <w:p>
+            <w:r>
+              <w:rPr>
+                <w:b/>
+                <w:bCs/>
+              </w:rPr>
+              <w:t xml:space="preserve">Capital return</w:t>
+            </w:r>
+          </w:p>
+        </w:tc>
+        <w:tc>
+          <w:tcPr>
+            <w:tcW w:type="dxa" w:w="5800"/>
+          </w:tcPr>
+          <w:p>
+            <w:r>
+              <w:t xml:space="preserve">Dividend payout historically ~52%; promoter 58.23%, no pledge</w:t>
+            </w:r>
+          </w:p>
+        </w:tc>
+      </w:tr>
+      <w:tr>
+        <w:tc>
+          <w:tcPr>
+            <w:tcW w:type="dxa" w:w="3200"/>
+            <w:shd w:fill="F2F2F2" w:val="clear"/>
+          </w:tcPr>
+          <w:p>
+            <w:r>
+              <w:rPr>
+                <w:b/>
+                <w:bCs/>
+              </w:rPr>
+              <w:t xml:space="preserve">Anti-dumping duty</w:t>
+            </w:r>
+          </w:p>
+        </w:tc>
+        <w:tc>
+          <w:tcPr>
+            <w:tcW w:type="dxa" w:w="5800"/>
+          </w:tcPr>
+          <w:p>
+            <w:r>
+              <w:t xml:space="preserve">DGTR final findings affirmative (Sept 2025), 5-yr duty recommended on NBR from China/EU/Korea/Russia; Finance Ministry notification still pending in 2026; new capacity will not be ADD-protected</w:t>
             </w:r>
           </w:p>
         </w:tc>
@@ -223,7 +358,7 @@
         <w:spacing w:after="120"/>
       </w:pPr>
       <w:r>
-        <w:t xml:space="preserve">This is exactly the weak-trailing-average, strong-specific-recent-quarter pattern the thesis is built to catch: a 3-year ROE of only 12.8% and decelerating pre-quarter growth (4.13% YoY) sit against a record Q1 FY27 with revenue +40%, EBITDA +203%, and PAT +311% YoY. Management itself flagged that the quarter included one-time inventory gains and that the 22.3% EBITDA margin is not sustainable against a stated long-term average of 15-16%.</w:t>
+        <w:t xml:space="preserve">Apcotex is India's only domestic producer of NBR (acrylonitrile butadiene rubber), plus nitrile/SBR latex for paper, carpet and construction -- a genuine domestic niche monopoly. But it is a commodity polymer whose earnings track the global NBR/latex spread cycle: PAT halved from Rs 108 Cr (FY23) to Rs 54 Cr in FY24 and FY25 as spreads collapsed, then recovered to Rs 101 Cr in FY26. Q1 FY27 was a record (revenue Rs 526 Cr +40%, EBITDA margin 22.3% vs 10.3%, PAT Rs 79 Cr +311%), but both management and the VP community flag it as flattered: ~2% of EBITDA was one-off inventory gains, the improvement was price-realisation-led (domestic volumes +10% but export volumes -10-12% on West Asia logistics), and management states the 22.3% margin is 'not a normalized level' against a 15-16% through-cycle target. The forward levers are real but qualified: a Rs 220 Cr NBR + synthetic-latex expansion (adds ~Rs 600 Cr topline, on stream Q1 FY28) is on track and largely self-funded from a net-cash balance sheet, and the DGTR recommended a 5-year anti-dumping duty on NBR imports in Sept 2025 -- but the Finance Ministry has still not notified it, and the new capacity will not carry ADD protection. Management deferred its Stage 2 NBR expansion by 3-4 months, explicitly citing new capacity in Malaysia and 'the China factor' -- i.e. the supply side is adding globally. At ~5x book and ~24x normalised earnings for a cyclical polymer with mid-teens through-cycle returns, the valuation already prices a sustained up-cycle.</w:t>
       </w:r>
     </w:p>
     <w:p>
@@ -232,7 +367,7 @@
         <w:spacing w:after="120" w:before="280"/>
       </w:pPr>
       <w:r>
-        <w:t xml:space="preserve">Technical Read (Weekly / Monthly MACD + Bollinger Bands, or RSI/CCI/Williams %R proxy)</w:t>
+        <w:t xml:space="preserve">Deep-Dive: Primary Documents (Annual Reports, Quarterly Results, Exchange Filings)</w:t>
       </w:r>
     </w:p>
     <w:p>
@@ -240,7 +375,483 @@
         <w:spacing w:after="120"/>
       </w:pPr>
       <w:r>
-        <w:t xml:space="preserve">Not pulled this pass -- small/mid-cap escalation criteria for browser-based technicals were not triggered.</w:t>
+        <w:rPr>
+          <w:i/>
+          <w:iCs/>
+          <w:color w:val="666666"/>
+          <w:sz w:val="18"/>
+          <w:szCs w:val="18"/>
+        </w:rPr>
+        <w:t xml:space="preserve">Pass 1 — 2026-09-08. Built from the company's own filings (3 years of annual reports, ~4 quarters of results/concalls, and 6 months of BSE/NSE announcements), read via the web — a deeper layer than the forum-sentiment read below.</w:t>
+      </w:r>
+    </w:p>
+    <w:p>
+      <w:pPr>
+        <w:spacing w:after="120"/>
+      </w:pPr>
+      <w:r>
+        <w:rPr>
+          <w:b/>
+          <w:bCs/>
+          <w:sz w:val="20"/>
+          <w:szCs w:val="20"/>
+        </w:rPr>
+        <w:t xml:space="preserve">Sources reviewed this pass:</w:t>
+      </w:r>
+    </w:p>
+    <w:p>
+      <w:pPr>
+        <w:pStyle w:val="ListParagraph"/>
+        <w:numPr>
+          <w:ilvl w:val="0"/>
+          <w:numId w:val="1"/>
+        </w:numPr>
+        <w:spacing w:after="60"/>
+      </w:pPr>
+      <w:r>
+        <w:t xml:space="preserve">screener.in (APCOTEXIND): mcap ~Rs 3,175 Cr, price ~Rs 612, P/E ~19.7x, P/B ~5.1x, ROCE FY26 ~16-20%, ROE ~17%; revenue FY23-26 Rs 1,080/1,125/1,392/1,442 Cr, OPM 15/10/9/12%, PAT Rs 108/54/54/101 Cr; borrowings ~Rs 96 Cr Mar-26; CFO FY24/25/26 Rs 40/85/203 Cr; promoter 58.23%</w:t>
+      </w:r>
+    </w:p>
+    <w:p>
+      <w:pPr>
+        <w:pStyle w:val="ListParagraph"/>
+        <w:numPr>
+          <w:ilvl w:val="0"/>
+          <w:numId w:val="1"/>
+        </w:numPr>
+        <w:spacing w:after="60"/>
+      </w:pPr>
+      <w:r>
+        <w:t xml:space="preserve">Q1 FY27 earnings call highlights (gurufocus/investing.com, Aug 2026): revenue Rs 526 Cr +40% YoY, EBITDA Rs 117 Cr +203% (margin 22.3% vs 10.3%), PAT Rs 79 Cr +311% (margin 15%); domestic volumes +10%, export volumes -10-12% (West Asia); ~2% of EBITDA one-off inventory gains; 15-16% sustainable margin target, 22.3% 'not normalized'; ~Rs 220 Cr NBR+latex capex, ~Rs 600 Cr topline potential, NBR on stream ~Apr 2027 / latex ~Jun 2027, 15-20% spent, Stage 2 deferred 3-4 months on Malaysia/China; net cash Rs 30-40 Cr; USD raw materials so no rupee benefit</w:t>
+      </w:r>
+    </w:p>
+    <w:p>
+      <w:pPr>
+        <w:pStyle w:val="ListParagraph"/>
+        <w:numPr>
+          <w:ilvl w:val="0"/>
+          <w:numId w:val="1"/>
+        </w:numPr>
+        <w:spacing w:after="60"/>
+      </w:pPr>
+      <w:r>
+        <w:t xml:space="preserve">Q1 FY27 results coverage (multibagg.ai): profit +312% on 40% sales; highest-ever quarter</w:t>
+      </w:r>
+    </w:p>
+    <w:p>
+      <w:pPr>
+        <w:pStyle w:val="ListParagraph"/>
+        <w:numPr>
+          <w:ilvl w:val="0"/>
+          <w:numId w:val="1"/>
+        </w:numPr>
+        <w:spacing w:after="60"/>
+      </w:pPr>
+      <w:r>
+        <w:t xml:space="preserve">Anti-dumping coverage (taxguru, teamleaseregtech, dgtr.gov.in): DGTR final findings 25 Sep 2025 -- affirmative dumping + injury, 5-year duty recommended on NBR from China PR / EU / Korea RP / Russia; Finance Ministry notification expected Dec 2025 still not issued as of 2026</w:t>
+      </w:r>
+    </w:p>
+    <w:p>
+      <w:pPr>
+        <w:spacing w:after="120"/>
+      </w:pPr>
+      <w:r>
+        <w:rPr>
+          <w:b/>
+          <w:bCs/>
+          <w:sz w:val="20"/>
+          <w:szCs w:val="20"/>
+        </w:rPr>
+        <w:t xml:space="preserve">Annual-report findings (3-year view):</w:t>
+      </w:r>
+    </w:p>
+    <w:p>
+      <w:pPr>
+        <w:pStyle w:val="ListParagraph"/>
+        <w:numPr>
+          <w:ilvl w:val="0"/>
+          <w:numId w:val="1"/>
+        </w:numPr>
+        <w:spacing w:after="60"/>
+      </w:pPr>
+      <w:r>
+        <w:t xml:space="preserve">Earnings are cyclical, not compounding: PAT Rs 108 Cr (FY23) -&gt; Rs 54 Cr (FY24) -&gt; Rs 54 Cr (FY25) -&gt; Rs 101 Cr (FY26) as NBR/latex spreads collapsed then recovered; OPM ranged 9-15%</w:t>
+      </w:r>
+    </w:p>
+    <w:p>
+      <w:pPr>
+        <w:pStyle w:val="ListParagraph"/>
+        <w:numPr>
+          <w:ilvl w:val="0"/>
+          <w:numId w:val="1"/>
+        </w:numPr>
+        <w:spacing w:after="60"/>
+      </w:pPr>
+      <w:r>
+        <w:t xml:space="preserve">Revenue grew only modestly ex-cycle: Rs 1,080 -&gt; 1,442 Cr FY23-26 (~10% CAGR), with FY24 +4% and FY26 +4% -- volume growth has been slow, price/mix drives the swings</w:t>
+      </w:r>
+    </w:p>
+    <w:p>
+      <w:pPr>
+        <w:pStyle w:val="ListParagraph"/>
+        <w:numPr>
+          <w:ilvl w:val="0"/>
+          <w:numId w:val="1"/>
+        </w:numPr>
+        <w:spacing w:after="60"/>
+      </w:pPr>
+      <w:r>
+        <w:t xml:space="preserve">Balance sheet is a strength: net cash (~Rs 30-40 Cr), borrowings only ~Rs 96 Cr, capex self-funded; CFO improved sharply to Rs 203 Cr in FY26</w:t>
+      </w:r>
+    </w:p>
+    <w:p>
+      <w:pPr>
+        <w:pStyle w:val="ListParagraph"/>
+        <w:numPr>
+          <w:ilvl w:val="0"/>
+          <w:numId w:val="1"/>
+        </w:numPr>
+        <w:spacing w:after="60"/>
+      </w:pPr>
+      <w:r>
+        <w:t xml:space="preserve">Capital allocation disciplined: ~Rs 220 Cr expansion is demand-linked and Stage 2 was deferred on overcapacity concerns; ~52% dividend payout; no unrelated diversification; promoter 58.23% with no pledge</w:t>
+      </w:r>
+    </w:p>
+    <w:p>
+      <w:pPr>
+        <w:pStyle w:val="ListParagraph"/>
+        <w:numPr>
+          <w:ilvl w:val="0"/>
+          <w:numId w:val="1"/>
+        </w:numPr>
+        <w:spacing w:after="60"/>
+      </w:pPr>
+      <w:r>
+        <w:t xml:space="preserve">Through-cycle ROCE is only mid-teens (FY24-25 ~9-10%), so the franchise quality is 'niche monopoly' rather than 'high-return compounder'</w:t>
+      </w:r>
+    </w:p>
+    <w:p>
+      <w:pPr>
+        <w:spacing w:after="120"/>
+      </w:pPr>
+      <w:r>
+        <w:rPr>
+          <w:b/>
+          <w:bCs/>
+          <w:sz w:val="20"/>
+          <w:szCs w:val="20"/>
+        </w:rPr>
+        <w:t xml:space="preserve">Quarterly trend (last ~4 quarters + concall commentary):</w:t>
+      </w:r>
+    </w:p>
+    <w:p>
+      <w:pPr>
+        <w:pStyle w:val="ListParagraph"/>
+        <w:numPr>
+          <w:ilvl w:val="0"/>
+          <w:numId w:val="1"/>
+        </w:numPr>
+        <w:spacing w:after="60"/>
+      </w:pPr>
+      <w:r>
+        <w:t xml:space="preserve">Q1 FY27: revenue Rs 526 Cr +40% YoY, EBITDA margin 22.3% (vs 10.3%), PAT Rs 79 Cr +311% -- a record, but price-led and inventory-gain-aided</w:t>
+      </w:r>
+    </w:p>
+    <w:p>
+      <w:pPr>
+        <w:pStyle w:val="ListParagraph"/>
+        <w:numPr>
+          <w:ilvl w:val="0"/>
+          <w:numId w:val="1"/>
+        </w:numPr>
+        <w:spacing w:after="60"/>
+      </w:pPr>
+      <w:r>
+        <w:t xml:space="preserve">Preceding quarters (screener): Jun-25 Rs 376 Cr / PAT Rs 19 Cr, Sep-25 Rs 337 Cr / Rs 25 Cr, plus Dec-24 Rs 331 Cr / Rs 22 Cr, Mar-25 Rs 398 Cr / Rs 35 Cr -- low-to-mid single-digit PAT margins before the Q1 FY27 jump</w:t>
+      </w:r>
+    </w:p>
+    <w:p>
+      <w:pPr>
+        <w:pStyle w:val="ListParagraph"/>
+        <w:numPr>
+          <w:ilvl w:val="0"/>
+          <w:numId w:val="1"/>
+        </w:numPr>
+        <w:spacing w:after="60"/>
+      </w:pPr>
+      <w:r>
+        <w:t xml:space="preserve">Domestic demand strong (paper, construction, rubber goods); exports weak on West Asia logistics -- the mix shifted domestic</w:t>
+      </w:r>
+    </w:p>
+    <w:p>
+      <w:pPr>
+        <w:pStyle w:val="ListParagraph"/>
+        <w:numPr>
+          <w:ilvl w:val="0"/>
+          <w:numId w:val="1"/>
+        </w:numPr>
+        <w:spacing w:after="60"/>
+      </w:pPr>
+      <w:r>
+        <w:t xml:space="preserve">Management guides margin back to 15-16% as inventory gains roll off</w:t>
+      </w:r>
+    </w:p>
+    <w:p>
+      <w:pPr>
+        <w:spacing w:after="120"/>
+      </w:pPr>
+      <w:r>
+        <w:rPr>
+          <w:b/>
+          <w:bCs/>
+          <w:sz w:val="20"/>
+          <w:szCs w:val="20"/>
+        </w:rPr>
+        <w:t xml:space="preserve">Exchange announcements (last 6 months):</w:t>
+      </w:r>
+    </w:p>
+    <w:p>
+      <w:pPr>
+        <w:pStyle w:val="ListParagraph"/>
+        <w:numPr>
+          <w:ilvl w:val="0"/>
+          <w:numId w:val="1"/>
+        </w:numPr>
+        <w:spacing w:after="60"/>
+      </w:pPr>
+      <w:r>
+        <w:t xml:space="preserve">Q1 FY27 results (Aug 2026): record revenue and profit</w:t>
+      </w:r>
+    </w:p>
+    <w:p>
+      <w:pPr>
+        <w:pStyle w:val="ListParagraph"/>
+        <w:numPr>
+          <w:ilvl w:val="0"/>
+          <w:numId w:val="1"/>
+        </w:numPr>
+        <w:spacing w:after="60"/>
+      </w:pPr>
+      <w:r>
+        <w:t xml:space="preserve">~Rs 220 Cr NBR + synthetic-latex capacity expansion, on stream Q1 FY28; Stage 2 deferred 3-4 months</w:t>
+      </w:r>
+    </w:p>
+    <w:p>
+      <w:pPr>
+        <w:pStyle w:val="ListParagraph"/>
+        <w:numPr>
+          <w:ilvl w:val="0"/>
+          <w:numId w:val="1"/>
+        </w:numPr>
+        <w:spacing w:after="60"/>
+      </w:pPr>
+      <w:r>
+        <w:t xml:space="preserve">DGTR anti-dumping final findings (Sep 2025) recommending a 5-year duty on NBR imports -- Finance Ministry notification still pending</w:t>
+      </w:r>
+    </w:p>
+    <w:p>
+      <w:pPr>
+        <w:pStyle w:val="ListParagraph"/>
+        <w:numPr>
+          <w:ilvl w:val="0"/>
+          <w:numId w:val="1"/>
+        </w:numPr>
+        <w:spacing w:after="60"/>
+      </w:pPr>
+      <w:r>
+        <w:t xml:space="preserve">Feb 2026 investor presentation reiterating the ~Rs 210-220 Cr Valia capex</w:t>
+      </w:r>
+    </w:p>
+    <w:p>
+      <w:pPr>
+        <w:pStyle w:val="ListParagraph"/>
+        <w:numPr>
+          <w:ilvl w:val="0"/>
+          <w:numId w:val="1"/>
+        </w:numPr>
+        <w:spacing w:after="60"/>
+      </w:pPr>
+      <w:r>
+        <w:t xml:space="preserve">Nothing else material (no fund-raise, no rating action, no pledge change surfaced)</w:t>
+      </w:r>
+    </w:p>
+    <w:p>
+      <w:pPr>
+        <w:spacing w:after="120"/>
+      </w:pPr>
+      <w:r>
+        <w:rPr>
+          <w:b/>
+          <w:bCs/>
+          <w:sz w:val="20"/>
+          <w:szCs w:val="20"/>
+        </w:rPr>
+        <w:t xml:space="preserve">Key new facts vs. the prior write-up:</w:t>
+      </w:r>
+    </w:p>
+    <w:p>
+      <w:pPr>
+        <w:pStyle w:val="ListParagraph"/>
+        <w:numPr>
+          <w:ilvl w:val="0"/>
+          <w:numId w:val="1"/>
+        </w:numPr>
+        <w:spacing w:after="60"/>
+      </w:pPr>
+      <w:r>
+        <w:t xml:space="preserve">Management quantified the one-off: ~2% of Q1 FY27 EBITDA was inventory gains, and the 22.3% margin is explicitly 'not a normalized level' (target 15-16%)</w:t>
+      </w:r>
+    </w:p>
+    <w:p>
+      <w:pPr>
+        <w:pStyle w:val="ListParagraph"/>
+        <w:numPr>
+          <w:ilvl w:val="0"/>
+          <w:numId w:val="1"/>
+        </w:numPr>
+        <w:spacing w:after="60"/>
+      </w:pPr>
+      <w:r>
+        <w:t xml:space="preserve">The Q1 FY27 beat was price-realisation-led -- domestic volumes +10% but export volumes -10-12% -- so the growth is spread-cyclical, not a structural volume inflection</w:t>
+      </w:r>
+    </w:p>
+    <w:p>
+      <w:pPr>
+        <w:pStyle w:val="ListParagraph"/>
+        <w:numPr>
+          <w:ilvl w:val="0"/>
+          <w:numId w:val="1"/>
+        </w:numPr>
+        <w:spacing w:after="60"/>
+      </w:pPr>
+      <w:r>
+        <w:t xml:space="preserve">The anti-dumping duty, the clearest catalyst, is stuck: DGTR recommended it Sept 2025 but the Finance Ministry has not notified it a year later</w:t>
+      </w:r>
+    </w:p>
+    <w:p>
+      <w:pPr>
+        <w:pStyle w:val="ListParagraph"/>
+        <w:numPr>
+          <w:ilvl w:val="0"/>
+          <w:numId w:val="1"/>
+        </w:numPr>
+        <w:spacing w:after="60"/>
+      </w:pPr>
+      <w:r>
+        <w:t xml:space="preserve">The new Q1 FY28 NBR/latex capacity will NOT carry anti-dumping protection, and management deferred Stage 2 citing Malaysia/China overcapacity -- global NBR supply is adding</w:t>
+      </w:r>
+    </w:p>
+    <w:p>
+      <w:pPr>
+        <w:pStyle w:val="ListParagraph"/>
+        <w:numPr>
+          <w:ilvl w:val="0"/>
+          <w:numId w:val="1"/>
+        </w:numPr>
+        <w:spacing w:after="60"/>
+      </w:pPr>
+      <w:r>
+        <w:t xml:space="preserve">Balance sheet confirmed healthy: net cash, capex self-funded so far, borrowings only ~Rs 96 Cr</w:t>
+      </w:r>
+    </w:p>
+    <w:p>
+      <w:pPr>
+        <w:spacing w:after="120"/>
+      </w:pPr>
+      <w:r>
+        <w:rPr>
+          <w:b/>
+          <w:bCs/>
+          <w:sz w:val="20"/>
+          <w:szCs w:val="20"/>
+        </w:rPr>
+        <w:t xml:space="preserve">Open questions / what to watch:</w:t>
+      </w:r>
+    </w:p>
+    <w:p>
+      <w:pPr>
+        <w:pStyle w:val="ListParagraph"/>
+        <w:numPr>
+          <w:ilvl w:val="0"/>
+          <w:numId w:val="1"/>
+        </w:numPr>
+        <w:spacing w:after="60"/>
+      </w:pPr>
+      <w:r>
+        <w:t xml:space="preserve">Does EBITDA margin hold above the 15-16% norm in Q2/Q3 FY27 once inventory gains roll off and if exports stay weak?</w:t>
+      </w:r>
+    </w:p>
+    <w:p>
+      <w:pPr>
+        <w:pStyle w:val="ListParagraph"/>
+        <w:numPr>
+          <w:ilvl w:val="0"/>
+          <w:numId w:val="1"/>
+        </w:numPr>
+        <w:spacing w:after="60"/>
+      </w:pPr>
+      <w:r>
+        <w:t xml:space="preserve">Will the Finance Ministry actually notify the DGTR-recommended NBR anti-dumping duty, and at what rates?</w:t>
+      </w:r>
+    </w:p>
+    <w:p>
+      <w:pPr>
+        <w:pStyle w:val="ListParagraph"/>
+        <w:numPr>
+          <w:ilvl w:val="0"/>
+          <w:numId w:val="1"/>
+        </w:numPr>
+        <w:spacing w:after="60"/>
+      </w:pPr>
+      <w:r>
+        <w:t xml:space="preserve">Do the NBR/latex lines commission on the Apr-Jun 2027 schedule, and at what utilisation/margin given unprotected competition?</w:t>
+      </w:r>
+    </w:p>
+    <w:p>
+      <w:pPr>
+        <w:pStyle w:val="ListParagraph"/>
+        <w:numPr>
+          <w:ilvl w:val="0"/>
+          <w:numId w:val="1"/>
+        </w:numPr>
+        <w:spacing w:after="60"/>
+      </w:pPr>
+      <w:r>
+        <w:t xml:space="preserve">How much of FY27 revenue growth is volume vs price once the full year is in?</w:t>
+      </w:r>
+    </w:p>
+    <w:p>
+      <w:pPr>
+        <w:pStyle w:val="ListParagraph"/>
+        <w:numPr>
+          <w:ilvl w:val="0"/>
+          <w:numId w:val="1"/>
+        </w:numPr>
+        <w:spacing w:after="60"/>
+      </w:pPr>
+      <w:r>
+        <w:t xml:space="preserve">Does Stage 2 proceed after the 3-4 month review, or is global overcapacity a lasting constraint?</w:t>
+      </w:r>
+    </w:p>
+    <w:p>
+      <w:pPr>
+        <w:spacing w:after="120" w:before="120"/>
+      </w:pPr>
+      <w:r>
+        <w:rPr>
+          <w:b/>
+          <w:bCs/>
+          <w:sz w:val="20"/>
+          <w:szCs w:val="20"/>
+        </w:rPr>
+        <w:t xml:space="preserve">Conviction impact: </w:t>
+      </w:r>
+      <w:r>
+        <w:rPr>
+          <w:sz w:val="20"/>
+          <w:szCs w:val="20"/>
+        </w:rPr>
+        <w:t xml:space="preserve">Medium -&gt; Low-Medium. The deep read confirms a real domestic NBR monopoly and a disciplined, candid, net-cash management, but it undercuts the return-magnitude case: Q1 FY27 is a management-acknowledged spread-cycle peak (price-led, inventory-gain-aided, exports down), through-cycle ROCE is only mid-teens, the anti-dumping catalyst has been stuck for a year, the new capacity is unprotected, and global NBR supply is adding. four_box drops to 2.0 -&gt; thesis_fit moves to 'neither'; conviction Low-Medium pending 1-2 normalised quarters.</w:t>
       </w:r>
     </w:p>
     <w:p>
@@ -249,7 +860,7 @@
         <w:spacing w:after="120" w:before="280"/>
       </w:pPr>
       <w:r>
-        <w:t xml:space="preserve">ValuePickr Community Signal</w:t>
+        <w:t xml:space="preserve">Guidance &amp; Expectation Gap</w:t>
       </w:r>
     </w:p>
     <w:p>
@@ -257,7 +868,14 @@
         <w:spacing w:after="120"/>
       </w:pPr>
       <w:r>
-        <w:t xml:space="preserve">Read all 50 most recent posts (#93-145, spanning Apr 2023 to May 2026) of a 145-post thread. Multiple trusted users (Worldlywiseinvestors, Simrat, Gautam_Chopra, Marathondreams, hnk_so, Prabhat_Mohanty, all elevated-tier) engaged over the period, though activity was sparse in 2026 (5 posts) and the thread predates the Aug 2026 Q1 FY27 results -- the community has not yet reacted to this specific quarter.</w:t>
+        <w:rPr>
+          <w:i/>
+          <w:iCs/>
+          <w:color w:val="666666"/>
+          <w:sz w:val="18"/>
+          <w:szCs w:val="18"/>
+        </w:rPr>
+        <w:t xml:space="preserve">Management guidance decoded into commitments, graded on the expectation → action → operational → commercial → financial ladder, then compared to what the current price appears to assume. Method: playbook/guidance-and-expectation-gap.md.</w:t>
       </w:r>
     </w:p>
     <w:p>
@@ -271,14 +889,1046 @@
           <w:sz w:val="20"/>
           <w:szCs w:val="20"/>
         </w:rPr>
-        <w:t xml:space="preserve">High-conviction call from a top contributor: </w:t>
-      </w:r>
-      <w:r>
-        <w:rPr>
-          <w:sz w:val="20"/>
-          <w:szCs w:val="20"/>
-        </w:rPr>
-        <w:t xml:space="preserve">koltepankaj (Nov 2025, non-trusted) laid out the turnaround thesis before the results landed: capacity utilization above 80%, an anti-dumping duty filing on NBR imports (decision expected FY26, a real regulatory tailwind), and export share gains as European rivals struggle. mahesh.kalkar (Dec 2025) noted a Rs 210 Cr capex commitment at Valia as a sign of management confidence. makwana23 (trusted-adjacent, May 2026, reacting to the prior good quarter) cautioned that the good numbers coincided with several costs (employee, legal, turbine impairment) being bundled into the same period -- a real caution about earnings quality. hnk_so (trusted) flagged that Apcotex sources raw materials from Gulf countries and has significant export exposure, both vulnerable to Strait of Hormuz-related logistics/shipping disruption. Manav (invested, detailed reply) argued the business is coming off a multi-year down-cycle and that new NBR capacity (operational ~Q1 FY28) is a further lever, while flagging that this new capacity lacks anti-dumping-duty protection.</w:t>
+        <w:t xml:space="preserve">Commitment ladder (most-proven first):</w:t>
+      </w:r>
+    </w:p>
+    <w:tbl>
+      <w:tblPr>
+        <w:tblW w:type="dxa" w:w="9000"/>
+        <w:tblBorders>
+          <w:top w:val="single" w:color="auto" w:sz="4"/>
+          <w:left w:val="single" w:color="auto" w:sz="4"/>
+          <w:bottom w:val="single" w:color="auto" w:sz="4"/>
+          <w:right w:val="single" w:color="auto" w:sz="4"/>
+          <w:insideH w:val="single" w:color="auto" w:sz="4"/>
+          <w:insideV w:val="single" w:color="auto" w:sz="4"/>
+        </w:tblBorders>
+      </w:tblPr>
+      <w:tblGrid>
+        <w:gridCol w:w="1100"/>
+        <w:gridCol w:w="2600"/>
+        <w:gridCol w:w="2400"/>
+        <w:gridCol w:w="900"/>
+        <w:gridCol w:w="1200"/>
+        <w:gridCol w:w="800"/>
+      </w:tblGrid>
+      <w:tr>
+        <w:trPr>
+          <w:tblHeader/>
+        </w:trPr>
+        <w:tc>
+          <w:tcPr>
+            <w:tcW w:type="dxa" w:w="1100"/>
+            <w:shd w:fill="F2F2F2" w:val="clear"/>
+          </w:tcPr>
+          <w:p>
+            <w:r>
+              <w:rPr>
+                <w:b/>
+                <w:bCs/>
+                <w:sz w:val="18"/>
+                <w:szCs w:val="18"/>
+              </w:rPr>
+              <w:t xml:space="preserve">Area</w:t>
+            </w:r>
+          </w:p>
+        </w:tc>
+        <w:tc>
+          <w:tcPr>
+            <w:tcW w:type="dxa" w:w="2600"/>
+            <w:shd w:fill="F2F2F2" w:val="clear"/>
+          </w:tcPr>
+          <w:p>
+            <w:r>
+              <w:rPr>
+                <w:b/>
+                <w:bCs/>
+                <w:sz w:val="18"/>
+                <w:szCs w:val="18"/>
+              </w:rPr>
+              <w:t xml:space="preserve">Commitment</w:t>
+            </w:r>
+          </w:p>
+        </w:tc>
+        <w:tc>
+          <w:tcPr>
+            <w:tcW w:type="dxa" w:w="2400"/>
+            <w:shd w:fill="F2F2F2" w:val="clear"/>
+          </w:tcPr>
+          <w:p>
+            <w:r>
+              <w:rPr>
+                <w:b/>
+                <w:bCs/>
+                <w:sz w:val="18"/>
+                <w:szCs w:val="18"/>
+              </w:rPr>
+              <w:t xml:space="preserve">Specifics</w:t>
+            </w:r>
+          </w:p>
+        </w:tc>
+        <w:tc>
+          <w:tcPr>
+            <w:tcW w:type="dxa" w:w="900"/>
+            <w:shd w:fill="F2F2F2" w:val="clear"/>
+          </w:tcPr>
+          <w:p>
+            <w:r>
+              <w:rPr>
+                <w:b/>
+                <w:bCs/>
+                <w:sz w:val="18"/>
+                <w:szCs w:val="18"/>
+              </w:rPr>
+              <w:t xml:space="preserve">By when</w:t>
+            </w:r>
+          </w:p>
+        </w:tc>
+        <w:tc>
+          <w:tcPr>
+            <w:tcW w:type="dxa" w:w="1200"/>
+            <w:shd w:fill="F2F2F2" w:val="clear"/>
+          </w:tcPr>
+          <w:p>
+            <w:r>
+              <w:rPr>
+                <w:b/>
+                <w:bCs/>
+                <w:sz w:val="18"/>
+                <w:szCs w:val="18"/>
+              </w:rPr>
+              <w:t xml:space="preserve">Stage</w:t>
+            </w:r>
+          </w:p>
+        </w:tc>
+        <w:tc>
+          <w:tcPr>
+            <w:tcW w:type="dxa" w:w="800"/>
+            <w:shd w:fill="F2F2F2" w:val="clear"/>
+          </w:tcPr>
+          <w:p>
+            <w:r>
+              <w:rPr>
+                <w:b/>
+                <w:bCs/>
+                <w:sz w:val="18"/>
+                <w:szCs w:val="18"/>
+              </w:rPr>
+              <w:t xml:space="preserve">Thesis-critical</w:t>
+            </w:r>
+          </w:p>
+        </w:tc>
+      </w:tr>
+      <w:tr>
+        <w:tc>
+          <w:tcPr>
+            <w:tcW w:type="dxa" w:w="1100"/>
+          </w:tcPr>
+          <w:p>
+            <w:r>
+              <w:rPr>
+                <w:b w:val="false"/>
+                <w:bCs w:val="false"/>
+                <w:sz w:val="18"/>
+                <w:szCs w:val="18"/>
+              </w:rPr>
+              <w:t xml:space="preserve">capacity</w:t>
+            </w:r>
+          </w:p>
+        </w:tc>
+        <w:tc>
+          <w:tcPr>
+            <w:tcW w:type="dxa" w:w="2600"/>
+          </w:tcPr>
+          <w:p>
+            <w:r>
+              <w:rPr>
+                <w:b w:val="false"/>
+                <w:bCs w:val="false"/>
+                <w:sz w:val="18"/>
+                <w:szCs w:val="18"/>
+              </w:rPr>
+              <w:t xml:space="preserve">Commission the ~Rs 220 Cr NBR + synthetic-latex expansion</w:t>
+            </w:r>
+          </w:p>
+        </w:tc>
+        <w:tc>
+          <w:tcPr>
+            <w:tcW w:type="dxa" w:w="2400"/>
+          </w:tcPr>
+          <w:p>
+            <w:r>
+              <w:rPr>
+                <w:b w:val="false"/>
+                <w:bCs w:val="false"/>
+                <w:sz w:val="18"/>
+                <w:szCs w:val="18"/>
+              </w:rPr>
+              <w:t xml:space="preserve">adds ~Rs 600 Cr topline (~40%); NBR on stream ~Apr 2027, latex ~Jun 2027; 15-20% of capex spent</w:t>
+            </w:r>
+          </w:p>
+        </w:tc>
+        <w:tc>
+          <w:tcPr>
+            <w:tcW w:type="dxa" w:w="900"/>
+          </w:tcPr>
+          <w:p>
+            <w:r>
+              <w:rPr>
+                <w:b w:val="false"/>
+                <w:bCs w:val="false"/>
+                <w:sz w:val="18"/>
+                <w:szCs w:val="18"/>
+              </w:rPr>
+              <w:t xml:space="preserve">FY28</w:t>
+            </w:r>
+          </w:p>
+        </w:tc>
+        <w:tc>
+          <w:tcPr>
+            <w:tcW w:type="dxa" w:w="1200"/>
+          </w:tcPr>
+          <w:p>
+            <w:r>
+              <w:rPr>
+                <w:b w:val="false"/>
+                <w:bCs w:val="false"/>
+                <w:sz w:val="18"/>
+                <w:szCs w:val="18"/>
+              </w:rPr>
+              <w:t xml:space="preserve">action</w:t>
+            </w:r>
+          </w:p>
+        </w:tc>
+        <w:tc>
+          <w:tcPr>
+            <w:tcW w:type="dxa" w:w="800"/>
+          </w:tcPr>
+          <w:p>
+            <w:r>
+              <w:rPr>
+                <w:b w:val="false"/>
+                <w:bCs w:val="false"/>
+                <w:sz w:val="18"/>
+                <w:szCs w:val="18"/>
+              </w:rPr>
+              <w:t xml:space="preserve">yes</w:t>
+            </w:r>
+          </w:p>
+        </w:tc>
+      </w:tr>
+      <w:tr>
+        <w:tc>
+          <w:tcPr>
+            <w:tcW w:type="dxa" w:w="1100"/>
+          </w:tcPr>
+          <w:p>
+            <w:r>
+              <w:rPr>
+                <w:b w:val="false"/>
+                <w:bCs w:val="false"/>
+                <w:sz w:val="18"/>
+                <w:szCs w:val="18"/>
+              </w:rPr>
+              <w:t xml:space="preserve">margin</w:t>
+            </w:r>
+          </w:p>
+        </w:tc>
+        <w:tc>
+          <w:tcPr>
+            <w:tcW w:type="dxa" w:w="2600"/>
+          </w:tcPr>
+          <w:p>
+            <w:r>
+              <w:rPr>
+                <w:b w:val="false"/>
+                <w:bCs w:val="false"/>
+                <w:sz w:val="18"/>
+                <w:szCs w:val="18"/>
+              </w:rPr>
+              <w:t xml:space="preserve">EBITDA margin normalises to 15-16% from the Q1 FY27 22.3%</w:t>
+            </w:r>
+          </w:p>
+        </w:tc>
+        <w:tc>
+          <w:tcPr>
+            <w:tcW w:type="dxa" w:w="2400"/>
+          </w:tcPr>
+          <w:p>
+            <w:r>
+              <w:rPr>
+                <w:b w:val="false"/>
+                <w:bCs w:val="false"/>
+                <w:sz w:val="18"/>
+                <w:szCs w:val="18"/>
+              </w:rPr>
+              <w:t xml:space="preserve">~2% of Q1 EBITDA was one-off inventory gains</w:t>
+            </w:r>
+          </w:p>
+        </w:tc>
+        <w:tc>
+          <w:tcPr>
+            <w:tcW w:type="dxa" w:w="900"/>
+          </w:tcPr>
+          <w:p>
+            <w:r>
+              <w:rPr>
+                <w:b w:val="false"/>
+                <w:bCs w:val="false"/>
+                <w:sz w:val="18"/>
+                <w:szCs w:val="18"/>
+              </w:rPr>
+              <w:t xml:space="preserve">FY27</w:t>
+            </w:r>
+          </w:p>
+        </w:tc>
+        <w:tc>
+          <w:tcPr>
+            <w:tcW w:type="dxa" w:w="1200"/>
+          </w:tcPr>
+          <w:p>
+            <w:r>
+              <w:rPr>
+                <w:b w:val="false"/>
+                <w:bCs w:val="false"/>
+                <w:sz w:val="18"/>
+                <w:szCs w:val="18"/>
+              </w:rPr>
+              <w:t xml:space="preserve">expectation</w:t>
+            </w:r>
+          </w:p>
+        </w:tc>
+        <w:tc>
+          <w:tcPr>
+            <w:tcW w:type="dxa" w:w="800"/>
+          </w:tcPr>
+          <w:p>
+            <w:r>
+              <w:rPr>
+                <w:b w:val="false"/>
+                <w:bCs w:val="false"/>
+                <w:sz w:val="18"/>
+                <w:szCs w:val="18"/>
+              </w:rPr>
+              <w:t xml:space="preserve">yes</w:t>
+            </w:r>
+          </w:p>
+        </w:tc>
+      </w:tr>
+      <w:tr>
+        <w:tc>
+          <w:tcPr>
+            <w:tcW w:type="dxa" w:w="1100"/>
+          </w:tcPr>
+          <w:p>
+            <w:r>
+              <w:rPr>
+                <w:b w:val="false"/>
+                <w:bCs w:val="false"/>
+                <w:sz w:val="18"/>
+                <w:szCs w:val="18"/>
+              </w:rPr>
+              <w:t xml:space="preserve">strategy</w:t>
+            </w:r>
+          </w:p>
+        </w:tc>
+        <w:tc>
+          <w:tcPr>
+            <w:tcW w:type="dxa" w:w="2600"/>
+          </w:tcPr>
+          <w:p>
+            <w:r>
+              <w:rPr>
+                <w:b w:val="false"/>
+                <w:bCs w:val="false"/>
+                <w:sz w:val="18"/>
+                <w:szCs w:val="18"/>
+              </w:rPr>
+              <w:t xml:space="preserve">Decide on Stage 2 NBR expansion after a 3-4 month review</w:t>
+            </w:r>
+          </w:p>
+        </w:tc>
+        <w:tc>
+          <w:tcPr>
+            <w:tcW w:type="dxa" w:w="2400"/>
+          </w:tcPr>
+          <w:p>
+            <w:r>
+              <w:rPr>
+                <w:b w:val="false"/>
+                <w:bCs w:val="false"/>
+                <w:sz w:val="18"/>
+                <w:szCs w:val="18"/>
+              </w:rPr>
+              <w:t xml:space="preserve">deferred citing Malaysia capacity + 'the China factor'</w:t>
+            </w:r>
+          </w:p>
+        </w:tc>
+        <w:tc>
+          <w:tcPr>
+            <w:tcW w:type="dxa" w:w="900"/>
+          </w:tcPr>
+          <w:p>
+            <w:r>
+              <w:rPr>
+                <w:b w:val="false"/>
+                <w:bCs w:val="false"/>
+                <w:sz w:val="18"/>
+                <w:szCs w:val="18"/>
+              </w:rPr>
+              <w:t xml:space="preserve">6M</w:t>
+            </w:r>
+          </w:p>
+        </w:tc>
+        <w:tc>
+          <w:tcPr>
+            <w:tcW w:type="dxa" w:w="1200"/>
+          </w:tcPr>
+          <w:p>
+            <w:r>
+              <w:rPr>
+                <w:b w:val="false"/>
+                <w:bCs w:val="false"/>
+                <w:sz w:val="18"/>
+                <w:szCs w:val="18"/>
+              </w:rPr>
+              <w:t xml:space="preserve">expectation</w:t>
+            </w:r>
+          </w:p>
+        </w:tc>
+        <w:tc>
+          <w:tcPr>
+            <w:tcW w:type="dxa" w:w="800"/>
+          </w:tcPr>
+          <w:p>
+            <w:r>
+              <w:rPr>
+                <w:b w:val="false"/>
+                <w:bCs w:val="false"/>
+                <w:sz w:val="18"/>
+                <w:szCs w:val="18"/>
+              </w:rPr>
+              <w:t xml:space="preserve"/>
+            </w:r>
+          </w:p>
+        </w:tc>
+      </w:tr>
+      <w:tr>
+        <w:tc>
+          <w:tcPr>
+            <w:tcW w:type="dxa" w:w="1100"/>
+          </w:tcPr>
+          <w:p>
+            <w:r>
+              <w:rPr>
+                <w:b w:val="false"/>
+                <w:bCs w:val="false"/>
+                <w:sz w:val="18"/>
+                <w:szCs w:val="18"/>
+              </w:rPr>
+              <w:t xml:space="preserve">strategy</w:t>
+            </w:r>
+          </w:p>
+        </w:tc>
+        <w:tc>
+          <w:tcPr>
+            <w:tcW w:type="dxa" w:w="2600"/>
+          </w:tcPr>
+          <w:p>
+            <w:r>
+              <w:rPr>
+                <w:b w:val="false"/>
+                <w:bCs w:val="false"/>
+                <w:sz w:val="18"/>
+                <w:szCs w:val="18"/>
+              </w:rPr>
+              <w:t xml:space="preserve">Anti-dumping duty on NBR imports (external, DGTR-recommended)</w:t>
+            </w:r>
+          </w:p>
+        </w:tc>
+        <w:tc>
+          <w:tcPr>
+            <w:tcW w:type="dxa" w:w="2400"/>
+          </w:tcPr>
+          <w:p>
+            <w:r>
+              <w:rPr>
+                <w:b w:val="false"/>
+                <w:bCs w:val="false"/>
+                <w:sz w:val="18"/>
+                <w:szCs w:val="18"/>
+              </w:rPr>
+              <w:t xml:space="preserve">DGTR final findings Sep 2025 affirmative, 5-yr duty recommended; Finance Ministry notification pending</w:t>
+            </w:r>
+          </w:p>
+        </w:tc>
+        <w:tc>
+          <w:tcPr>
+            <w:tcW w:type="dxa" w:w="900"/>
+          </w:tcPr>
+          <w:p>
+            <w:r>
+              <w:rPr>
+                <w:b w:val="false"/>
+                <w:bCs w:val="false"/>
+                <w:sz w:val="18"/>
+                <w:szCs w:val="18"/>
+              </w:rPr>
+              <w:t xml:space="preserve">12M</w:t>
+            </w:r>
+          </w:p>
+        </w:tc>
+        <w:tc>
+          <w:tcPr>
+            <w:tcW w:type="dxa" w:w="1200"/>
+          </w:tcPr>
+          <w:p>
+            <w:r>
+              <w:rPr>
+                <w:b w:val="false"/>
+                <w:bCs w:val="false"/>
+                <w:sz w:val="18"/>
+                <w:szCs w:val="18"/>
+              </w:rPr>
+              <w:t xml:space="preserve">expectation</w:t>
+            </w:r>
+          </w:p>
+        </w:tc>
+        <w:tc>
+          <w:tcPr>
+            <w:tcW w:type="dxa" w:w="800"/>
+          </w:tcPr>
+          <w:p>
+            <w:r>
+              <w:rPr>
+                <w:b w:val="false"/>
+                <w:bCs w:val="false"/>
+                <w:sz w:val="18"/>
+                <w:szCs w:val="18"/>
+              </w:rPr>
+              <w:t xml:space="preserve"/>
+            </w:r>
+          </w:p>
+        </w:tc>
+      </w:tr>
+    </w:tbl>
+    <w:p>
+      <w:pPr>
+        <w:spacing w:after="60" w:before="120"/>
+      </w:pPr>
+      <w:r>
+        <w:rPr>
+          <w:b/>
+          <w:bCs/>
+          <w:sz w:val="20"/>
+          <w:szCs w:val="20"/>
+        </w:rPr>
+        <w:t xml:space="preserve">Earnings chain: </w:t>
+      </w:r>
+      <w:r>
+        <w:rPr>
+          <w:b w:val="false"/>
+          <w:bCs w:val="false"/>
+          <w:sz w:val="20"/>
+          <w:szCs w:val="20"/>
+        </w:rPr>
+        <w:t xml:space="preserve">multi-year NBR/latex down-cycle bottoming + price-realisation recovery</w:t>
+      </w:r>
+      <w:r>
+        <w:rPr>
+          <w:color w:val="666666"/>
+          <w:sz w:val="20"/>
+          <w:szCs w:val="20"/>
+        </w:rPr>
+        <w:t xml:space="preserve"> → </w:t>
+      </w:r>
+      <w:r>
+        <w:rPr>
+          <w:b w:val="false"/>
+          <w:bCs w:val="false"/>
+          <w:sz w:val="20"/>
+          <w:szCs w:val="20"/>
+        </w:rPr>
+        <w:t xml:space="preserve">domestic volume growth (&gt;80% utilisation)</w:t>
+      </w:r>
+      <w:r>
+        <w:rPr>
+          <w:color w:val="666666"/>
+          <w:sz w:val="20"/>
+          <w:szCs w:val="20"/>
+        </w:rPr>
+        <w:t xml:space="preserve"> → </w:t>
+      </w:r>
+      <w:r>
+        <w:rPr>
+          <w:b w:val="false"/>
+          <w:bCs w:val="false"/>
+          <w:sz w:val="20"/>
+          <w:szCs w:val="20"/>
+        </w:rPr>
+        <w:t xml:space="preserve">NBR + latex capacity expansion on stream Q1 FY28 (~Rs 600 Cr topline)</w:t>
+      </w:r>
+      <w:r>
+        <w:rPr>
+          <w:color w:val="666666"/>
+          <w:sz w:val="20"/>
+          <w:szCs w:val="20"/>
+        </w:rPr>
+        <w:t xml:space="preserve"> → </w:t>
+      </w:r>
+      <w:r>
+        <w:rPr>
+          <w:b w:val="false"/>
+          <w:bCs w:val="false"/>
+          <w:sz w:val="20"/>
+          <w:szCs w:val="20"/>
+        </w:rPr>
+        <w:t xml:space="preserve">operating leverage</w:t>
+      </w:r>
+      <w:r>
+        <w:rPr>
+          <w:color w:val="666666"/>
+          <w:sz w:val="20"/>
+          <w:szCs w:val="20"/>
+        </w:rPr>
+        <w:t xml:space="preserve"> → </w:t>
+      </w:r>
+      <w:r>
+        <w:rPr>
+          <w:b w:val="false"/>
+          <w:bCs w:val="false"/>
+          <w:sz w:val="20"/>
+          <w:szCs w:val="20"/>
+        </w:rPr>
+        <w:t xml:space="preserve">EBITDA margin normalising to 15-16% (Q1 FY27 22.3% not sustainable)</w:t>
+      </w:r>
+      <w:r>
+        <w:rPr>
+          <w:color w:val="666666"/>
+          <w:sz w:val="20"/>
+          <w:szCs w:val="20"/>
+        </w:rPr>
+        <w:t xml:space="preserve"> → </w:t>
+      </w:r>
+      <w:r>
+        <w:rPr>
+          <w:b w:val="false"/>
+          <w:bCs w:val="false"/>
+          <w:sz w:val="20"/>
+          <w:szCs w:val="20"/>
+        </w:rPr>
+        <w:t xml:space="preserve">PAT / FCF</w:t>
+      </w:r>
+    </w:p>
+    <w:p>
+      <w:pPr>
+        <w:spacing w:after="120"/>
+      </w:pPr>
+      <w:r>
+        <w:rPr>
+          <w:color w:val="666666"/>
+          <w:sz w:val="18"/>
+          <w:szCs w:val="18"/>
+        </w:rPr>
+        <w:t xml:space="preserve">Bottleneck link: NBR/latex spread cycle (largely exogenous -- crude, global supply).</w:t>
+      </w:r>
+    </w:p>
+    <w:p>
+      <w:pPr>
+        <w:spacing w:after="120"/>
+      </w:pPr>
+      <w:r>
+        <w:rPr>
+          <w:color w:val="666666"/>
+          <w:sz w:val="18"/>
+          <w:szCs w:val="18"/>
+        </w:rPr>
+        <w:t xml:space="preserve">Operating leverage: unclear -- Q1 FY27 leverage was price-driven, not volume (export volumes fell 10-12%); through-cycle margin is only 15-16% and FY24-25 showed negative leverage as spreads collapsed</w:t>
+      </w:r>
+    </w:p>
+    <w:p>
+      <w:pPr>
+        <w:spacing w:after="120"/>
+      </w:pPr>
+      <w:r>
+        <w:rPr>
+          <w:color w:val="666666"/>
+          <w:sz w:val="18"/>
+          <w:szCs w:val="18"/>
+        </w:rPr>
+        <w:t xml:space="preserve">Evidenced: multi-year NBR/latex down-cycle bottoming + price-realisation recovery; domestic volume growth (&gt;80% utilisation). Still assumed: NBR + latex capacity expansion on stream Q1 FY28 (~Rs 600 Cr topline); operating leverage; EBITDA margin normalising to 15-16% (Q1 FY27 22.3% not sustainable); PAT / FCF.</w:t>
+      </w:r>
+    </w:p>
+    <w:p>
+      <w:pPr>
+        <w:spacing w:after="120"/>
+      </w:pPr>
+      <w:r>
+        <w:rPr>
+          <w:b/>
+          <w:bCs/>
+          <w:sz w:val="20"/>
+          <w:szCs w:val="20"/>
+        </w:rPr>
+        <w:t xml:space="preserve">Market expectation vs. our path:</w:t>
+      </w:r>
+    </w:p>
+    <w:tbl>
+      <w:tblPr>
+        <w:tblW w:type="dxa" w:w="9000"/>
+        <w:tblBorders>
+          <w:top w:val="single" w:color="auto" w:sz="4"/>
+          <w:left w:val="single" w:color="auto" w:sz="4"/>
+          <w:bottom w:val="single" w:color="auto" w:sz="4"/>
+          <w:right w:val="single" w:color="auto" w:sz="4"/>
+          <w:insideH w:val="single" w:color="auto" w:sz="4"/>
+          <w:insideV w:val="single" w:color="auto" w:sz="4"/>
+        </w:tblBorders>
+      </w:tblPr>
+      <w:tblGrid>
+        <w:gridCol w:w="3200"/>
+        <w:gridCol w:w="5800"/>
+      </w:tblGrid>
+      <w:tr>
+        <w:tc>
+          <w:tcPr>
+            <w:tcW w:type="dxa" w:w="3200"/>
+            <w:shd w:fill="F2F2F2" w:val="clear"/>
+          </w:tcPr>
+          <w:p>
+            <w:r>
+              <w:rPr>
+                <w:b/>
+                <w:bCs/>
+              </w:rPr>
+              <w:t xml:space="preserve">As of</w:t>
+            </w:r>
+          </w:p>
+        </w:tc>
+        <w:tc>
+          <w:tcPr>
+            <w:tcW w:type="dxa" w:w="5800"/>
+          </w:tcPr>
+          <w:p>
+            <w:r>
+              <w:t xml:space="preserve">2026-09-08</w:t>
+            </w:r>
+          </w:p>
+        </w:tc>
+      </w:tr>
+      <w:tr>
+        <w:tc>
+          <w:tcPr>
+            <w:tcW w:type="dxa" w:w="3200"/>
+            <w:shd w:fill="F2F2F2" w:val="clear"/>
+          </w:tcPr>
+          <w:p>
+            <w:r>
+              <w:rPr>
+                <w:b/>
+                <w:bCs/>
+              </w:rPr>
+              <w:t xml:space="preserve">Price / multiple</w:t>
+            </w:r>
+          </w:p>
+        </w:tc>
+        <w:tc>
+          <w:tcPr>
+            <w:tcW w:type="dxa" w:w="5800"/>
+          </w:tcPr>
+          <w:p>
+            <w:r>
+              <w:t xml:space="preserve">Rs 612 · 19.7x P/E · 11x EV/EBITDA</w:t>
+            </w:r>
+          </w:p>
+        </w:tc>
+      </w:tr>
+      <w:tr>
+        <w:tc>
+          <w:tcPr>
+            <w:tcW w:type="dxa" w:w="3200"/>
+            <w:shd w:fill="F2F2F2" w:val="clear"/>
+          </w:tcPr>
+          <w:p>
+            <w:r>
+              <w:rPr>
+                <w:b/>
+                <w:bCs/>
+              </w:rPr>
+              <w:t xml:space="preserve">Right valuation lens</w:t>
+            </w:r>
+          </w:p>
+        </w:tc>
+        <w:tc>
+          <w:tcPr>
+            <w:tcW w:type="dxa" w:w="5800"/>
+          </w:tcPr>
+          <w:p>
+            <w:r>
+              <w:t xml:space="preserve">P/E</w:t>
+            </w:r>
+          </w:p>
+        </w:tc>
+      </w:tr>
+      <w:tr>
+        <w:tc>
+          <w:tcPr>
+            <w:tcW w:type="dxa" w:w="3200"/>
+            <w:shd w:fill="F2F2F2" w:val="clear"/>
+          </w:tcPr>
+          <w:p>
+            <w:r>
+              <w:rPr>
+                <w:b/>
+                <w:bCs/>
+              </w:rPr>
+              <w:t xml:space="preserve">Price implies</w:t>
+            </w:r>
+          </w:p>
+        </w:tc>
+        <w:tc>
+          <w:tcPr>
+            <w:tcW w:type="dxa" w:w="5800"/>
+          </w:tcPr>
+          <w:p>
+            <w:r>
+              <w:t xml:space="preserve">~20x trailing P/E sits on a peak-margin quarter; on a normalised ~Rs 130-150 Cr PAT it is ~22-25x, implying the market expects the spread recovery plus the Q1 FY28 capacity to compound EPS ~15-18% against an ~18x cyclical exit -- i.e. it prices a sustained up-cycle</w:t>
+            </w:r>
+          </w:p>
+        </w:tc>
+      </w:tr>
+      <w:tr>
+        <w:tc>
+          <w:tcPr>
+            <w:tcW w:type="dxa" w:w="3200"/>
+            <w:shd w:fill="F2F2F2" w:val="clear"/>
+          </w:tcPr>
+          <w:p>
+            <w:r>
+              <w:rPr>
+                <w:b/>
+                <w:bCs/>
+              </w:rPr>
+              <w:t xml:space="preserve">Our FY27</w:t>
+            </w:r>
+          </w:p>
+        </w:tc>
+        <w:tc>
+          <w:tcPr>
+            <w:tcW w:type="dxa" w:w="5800"/>
+          </w:tcPr>
+          <w:p>
+            <w:r>
+              <w:t xml:space="preserve">revenue Rs 1,900-2,100 Cr (+30-45%, price-led with some volume), EBITDA margin normalising to 16-18% across the year, PAT Rs 170-210 Cr -- Q1 was the high-water mark</w:t>
+            </w:r>
+          </w:p>
+        </w:tc>
+      </w:tr>
+      <w:tr>
+        <w:tc>
+          <w:tcPr>
+            <w:tcW w:type="dxa" w:w="3200"/>
+            <w:shd w:fill="F2F2F2" w:val="clear"/>
+          </w:tcPr>
+          <w:p>
+            <w:r>
+              <w:rPr>
+                <w:b/>
+                <w:bCs/>
+              </w:rPr>
+              <w:t xml:space="preserve">Our FY28</w:t>
+            </w:r>
+          </w:p>
+        </w:tc>
+        <w:tc>
+          <w:tcPr>
+            <w:tcW w:type="dxa" w:w="5800"/>
+          </w:tcPr>
+          <w:p>
+            <w:r>
+              <w:t xml:space="preserve">revenue Rs 2,200-2,600 Cr as the new NBR/latex lines ramp, margin 15-16%, PAT Rs 180-240 Cr -- volume-driven growth, but spread-dependent and the new capacity lacks anti-dumping protection</w:t>
+            </w:r>
+          </w:p>
+        </w:tc>
+      </w:tr>
+      <w:tr>
+        <w:tc>
+          <w:tcPr>
+            <w:tcW w:type="dxa" w:w="3200"/>
+            <w:shd w:fill="F2F2F2" w:val="clear"/>
+          </w:tcPr>
+          <w:p>
+            <w:r>
+              <w:rPr>
+                <w:b/>
+                <w:bCs/>
+              </w:rPr>
+              <w:t xml:space="preserve">Gap direction</w:t>
+            </w:r>
+          </w:p>
+        </w:tc>
+        <w:tc>
+          <w:tcPr>
+            <w:tcW w:type="dxa" w:w="5800"/>
+          </w:tcPr>
+          <w:p>
+            <w:r>
+              <w:t xml:space="preserve">over-optimistic</w:t>
+            </w:r>
+          </w:p>
+        </w:tc>
+      </w:tr>
+      <w:tr>
+        <w:tc>
+          <w:tcPr>
+            <w:tcW w:type="dxa" w:w="3200"/>
+            <w:shd w:fill="F2F2F2" w:val="clear"/>
+          </w:tcPr>
+          <w:p>
+            <w:r>
+              <w:rPr>
+                <w:b/>
+                <w:bCs/>
+              </w:rPr>
+              <w:t xml:space="preserve">Gap type</w:t>
+            </w:r>
+          </w:p>
+        </w:tc>
+        <w:tc>
+          <w:tcPr>
+            <w:tcW w:type="dxa" w:w="5800"/>
+          </w:tcPr>
+          <w:p>
+            <w:r>
+              <w:t xml:space="preserve">margin</w:t>
+            </w:r>
+          </w:p>
+        </w:tc>
+      </w:tr>
+      <w:tr>
+        <w:tc>
+          <w:tcPr>
+            <w:tcW w:type="dxa" w:w="3200"/>
+            <w:shd w:fill="F2F2F2" w:val="clear"/>
+          </w:tcPr>
+          <w:p>
+            <w:r>
+              <w:rPr>
+                <w:b/>
+                <w:bCs/>
+              </w:rPr>
+              <w:t xml:space="preserve">Gap magnitude</w:t>
+            </w:r>
+          </w:p>
+        </w:tc>
+        <w:tc>
+          <w:tcPr>
+            <w:tcW w:type="dxa" w:w="5800"/>
+          </w:tcPr>
+          <w:p>
+            <w:r>
+              <w:t xml:space="preserve">-20% (our FY28 PAT vs implied)</w:t>
+            </w:r>
+          </w:p>
+        </w:tc>
+      </w:tr>
+      <w:tr>
+        <w:tc>
+          <w:tcPr>
+            <w:tcW w:type="dxa" w:w="3200"/>
+            <w:shd w:fill="F2F2F2" w:val="clear"/>
+          </w:tcPr>
+          <w:p>
+            <w:r>
+              <w:rPr>
+                <w:b/>
+                <w:bCs/>
+              </w:rPr>
+              <w:t xml:space="preserve">Gap basis</w:t>
+            </w:r>
+          </w:p>
+        </w:tc>
+        <w:tc>
+          <w:tcPr>
+            <w:tcW w:type="dxa" w:w="5800"/>
+          </w:tcPr>
+          <w:p>
+            <w:r>
+              <w:t xml:space="preserve">the trailing multiple annualises a peak-margin, inventory-gain-flattered, price-led quarter; our normalised path (15-16% margin, weak exports, unprotected new capacity) puts FY28 PAT roughly 20% below what the current multiple extrapolates</w:t>
+            </w:r>
+          </w:p>
+        </w:tc>
+      </w:tr>
+      <w:tr>
+        <w:tc>
+          <w:tcPr>
+            <w:tcW w:type="dxa" w:w="3200"/>
+            <w:shd w:fill="F2F2F2" w:val="clear"/>
+          </w:tcPr>
+          <w:p>
+            <w:r>
+              <w:rPr>
+                <w:b/>
+                <w:bCs/>
+              </w:rPr>
+              <w:t xml:space="preserve">Evidence quality</w:t>
+            </w:r>
+          </w:p>
+        </w:tc>
+        <w:tc>
+          <w:tcPr>
+            <w:tcW w:type="dxa" w:w="5800"/>
+          </w:tcPr>
+          <w:p>
+            <w:r>
+              <w:t xml:space="preserve">weak</w:t>
+            </w:r>
+          </w:p>
+        </w:tc>
+      </w:tr>
+    </w:tbl>
+    <w:p>
+      <w:pPr>
+        <w:spacing w:after="120"/>
+      </w:pPr>
+      <w:r>
+        <w:rPr>
+          <w:i/>
+          <w:iCs/>
+          <w:color w:val="666666"/>
+          <w:sz w:val="16"/>
+          <w:szCs w:val="16"/>
+        </w:rPr>
+        <w:t xml:space="preserve">no broker consensus; implied path is a reverse-P/E estimate + screener.in forward figures + VP thread view</w:t>
+      </w:r>
+    </w:p>
+    <w:p>
+      <w:pPr>
+        <w:spacing w:after="120" w:before="120"/>
+      </w:pPr>
+      <w:r>
+        <w:rPr>
+          <w:b/>
+          <w:bCs/>
+          <w:sz w:val="20"/>
+          <w:szCs w:val="20"/>
+        </w:rPr>
+        <w:t xml:space="preserve">Catalyst: </w:t>
+      </w:r>
+      <w:r>
+        <w:rPr>
+          <w:sz w:val="20"/>
+          <w:szCs w:val="20"/>
+        </w:rPr>
+        <w:t xml:space="preserve">Q2/Q3 FY27 prints showing whether EBITDA margin holds above 15-16% with inventory gains rolled off and exports weak; Finance Ministry notification of the DGTR-recommended NBR anti-dumping duty; NBR/latex capacity commissioning (Apr-Jun 2027)</w:t>
+      </w:r>
+      <w:r>
+        <w:rPr>
+          <w:color w:val="666666"/>
+          <w:sz w:val="18"/>
+          <w:szCs w:val="18"/>
+        </w:rPr>
+        <w:t xml:space="preserve"> (window ~9M from 2026-09-08; undated; evidence med; pending)</w:t>
       </w:r>
     </w:p>
     <w:p>
@@ -287,7 +1937,7 @@
         <w:spacing w:after="120" w:before="280"/>
       </w:pPr>
       <w:r>
-        <w:t xml:space="preserve">BSE Corporate Actions / Other Red Flags</w:t>
+        <w:t xml:space="preserve">Ishmohit-Lens Checks (value chain · earnings quality · growth trajectory · management · quality metrics · track record · global-signal check)</w:t>
       </w:r>
     </w:p>
     <w:p>
@@ -295,7 +1945,719 @@
         <w:spacing w:after="120"/>
       </w:pPr>
       <w:r>
-        <w:t xml:space="preserve">Not checked this pass.</w:t>
+        <w:rPr>
+          <w:i/>
+          <w:iCs/>
+          <w:color w:val="666666"/>
+          <w:sz w:val="18"/>
+          <w:szCs w:val="18"/>
+        </w:rPr>
+        <w:t xml:space="preserve">Extra checks drawn from @ishmohit1 / SOIC methodology (playbook/ishmohit-soic-style.md): where the company sits in its value chain and what the supply side is doing, whether a margin/PAT inflection is structural or a cyclical peak, the rate-of-change of growth vs. what the multiple demands, and management quality as a positive attribute.</w:t>
+      </w:r>
+    </w:p>
+    <w:p>
+      <w:pPr>
+        <w:spacing w:after="120"/>
+      </w:pPr>
+      <w:r>
+        <w:rPr>
+          <w:b/>
+          <w:bCs/>
+          <w:sz w:val="20"/>
+          <w:szCs w:val="20"/>
+        </w:rPr>
+        <w:t xml:space="preserve">Value chain &amp; supply side:</w:t>
+      </w:r>
+    </w:p>
+    <w:tbl>
+      <w:tblPr>
+        <w:tblW w:type="dxa" w:w="9000"/>
+        <w:tblBorders>
+          <w:top w:val="single" w:color="auto" w:sz="4"/>
+          <w:left w:val="single" w:color="auto" w:sz="4"/>
+          <w:bottom w:val="single" w:color="auto" w:sz="4"/>
+          <w:right w:val="single" w:color="auto" w:sz="4"/>
+          <w:insideH w:val="single" w:color="auto" w:sz="4"/>
+          <w:insideV w:val="single" w:color="auto" w:sz="4"/>
+        </w:tblBorders>
+      </w:tblPr>
+      <w:tblGrid>
+        <w:gridCol w:w="3200"/>
+        <w:gridCol w:w="5800"/>
+      </w:tblGrid>
+      <w:tr>
+        <w:tc>
+          <w:tcPr>
+            <w:tcW w:type="dxa" w:w="3200"/>
+            <w:shd w:fill="F2F2F2" w:val="clear"/>
+          </w:tcPr>
+          <w:p>
+            <w:r>
+              <w:rPr>
+                <w:b/>
+                <w:bCs/>
+              </w:rPr>
+              <w:t xml:space="preserve">Theme</w:t>
+            </w:r>
+          </w:p>
+        </w:tc>
+        <w:tc>
+          <w:tcPr>
+            <w:tcW w:type="dxa" w:w="5800"/>
+          </w:tcPr>
+          <w:p>
+            <w:r>
+              <w:t xml:space="preserve">synthetic rubber / specialty polymers -- NBR, nitrile latex, XSB/acrylic latex; import substitution + China+1</w:t>
+            </w:r>
+          </w:p>
+        </w:tc>
+      </w:tr>
+      <w:tr>
+        <w:tc>
+          <w:tcPr>
+            <w:tcW w:type="dxa" w:w="3200"/>
+            <w:shd w:fill="F2F2F2" w:val="clear"/>
+          </w:tcPr>
+          <w:p>
+            <w:r>
+              <w:rPr>
+                <w:b/>
+                <w:bCs/>
+              </w:rPr>
+              <w:t xml:space="preserve">This company's position</w:t>
+            </w:r>
+          </w:p>
+        </w:tc>
+        <w:tc>
+          <w:tcPr>
+            <w:tcW w:type="dxa" w:w="5800"/>
+          </w:tcPr>
+          <w:p>
+            <w:r>
+              <w:t xml:space="preserve">India's only domestic NBR producer (near-monopoly); latex for paper, carpet, construction, tyre-cord</w:t>
+            </w:r>
+          </w:p>
+        </w:tc>
+      </w:tr>
+      <w:tr>
+        <w:tc>
+          <w:tcPr>
+            <w:tcW w:type="dxa" w:w="3200"/>
+            <w:shd w:fill="F2F2F2" w:val="clear"/>
+          </w:tcPr>
+          <w:p>
+            <w:r>
+              <w:rPr>
+                <w:b/>
+                <w:bCs/>
+              </w:rPr>
+              <w:t xml:space="preserve">Bottleneck node (pricing power)</w:t>
+            </w:r>
+          </w:p>
+        </w:tc>
+        <w:tc>
+          <w:tcPr>
+            <w:tcW w:type="dxa" w:w="5800"/>
+          </w:tcPr>
+          <w:p>
+            <w:r>
+              <w:t xml:space="preserve">NBR/latex capacity (&gt;80% utilised; expansion on stream Q1 FY28)</w:t>
+            </w:r>
+          </w:p>
+        </w:tc>
+      </w:tr>
+      <w:tr>
+        <w:tc>
+          <w:tcPr>
+            <w:tcW w:type="dxa" w:w="3200"/>
+            <w:shd w:fill="F2F2F2" w:val="clear"/>
+          </w:tcPr>
+          <w:p>
+            <w:r>
+              <w:rPr>
+                <w:b/>
+                <w:bCs/>
+              </w:rPr>
+              <w:t xml:space="preserve">Supply-side status</w:t>
+            </w:r>
+          </w:p>
+        </w:tc>
+        <w:tc>
+          <w:tcPr>
+            <w:tcW w:type="dxa" w:w="5800"/>
+          </w:tcPr>
+          <w:p>
+            <w:r>
+              <w:t xml:space="preserve">adding</w:t>
+            </w:r>
+          </w:p>
+        </w:tc>
+      </w:tr>
+      <w:tr>
+        <w:tc>
+          <w:tcPr>
+            <w:tcW w:type="dxa" w:w="3200"/>
+            <w:shd w:fill="F2F2F2" w:val="clear"/>
+          </w:tcPr>
+          <w:p>
+            <w:r>
+              <w:rPr>
+                <w:b/>
+                <w:bCs/>
+              </w:rPr>
+              <w:t xml:space="preserve">Adjacent-node peers</w:t>
+            </w:r>
+          </w:p>
+        </w:tc>
+        <w:tc>
+          <w:tcPr>
+            <w:tcW w:type="dxa" w:w="5800"/>
+          </w:tcPr>
+          <w:p>
+            <w:r>
+              <w:t xml:space="preserve">Kumho Petrochemical / Zeon (global NBR), Synthomer / Trinseo (global latex), Supreme Petrochem / Finolex Industries (Indian polymers, loosely adjacent), Balaji Amines (Indian specialty chemicals)</w:t>
+            </w:r>
+          </w:p>
+        </w:tc>
+      </w:tr>
+    </w:tbl>
+    <w:p>
+      <w:pPr>
+        <w:spacing w:after="120"/>
+      </w:pPr>
+      <w:r>
+        <w:rPr>
+          <w:color w:val="666666"/>
+          <w:sz w:val="18"/>
+          <w:szCs w:val="18"/>
+        </w:rPr>
+        <w:t xml:space="preserve">Apcotex has a genuine domestic NBR monopoly, reinforced if the DGTR-recommended anti-dumping duty is finally notified. But the global supply side is ADDING (Malaysia, China) -- management itself cited this to defer its own Stage 2 -- so the spread recovery driving Q1 FY27 is a cyclical, exogenous move, and the new Q1 FY28 capacity will carry no ADD protection.</w:t>
+      </w:r>
+    </w:p>
+    <w:p>
+      <w:pPr>
+        <w:spacing w:after="60" w:before="120"/>
+      </w:pPr>
+      <w:r>
+        <w:rPr>
+          <w:b/>
+          <w:bCs/>
+          <w:sz w:val="20"/>
+          <w:szCs w:val="20"/>
+        </w:rPr>
+        <w:t xml:space="preserve">Earnings quality: </w:t>
+      </w:r>
+      <w:r>
+        <w:rPr>
+          <w:sz w:val="20"/>
+          <w:szCs w:val="20"/>
+        </w:rPr>
+        <w:t xml:space="preserve">margin driver cyclical</w:t>
+      </w:r>
+      <w:r>
+        <w:rPr>
+          <w:b/>
+          <w:bCs/>
+          <w:color w:val="A32020"/>
+          <w:sz w:val="20"/>
+          <w:szCs w:val="20"/>
+        </w:rPr>
+        <w:t xml:space="preserve">  — PEAK-MARGIN RISK: do not capitalise current margins</w:t>
+      </w:r>
+    </w:p>
+    <w:p>
+      <w:pPr>
+        <w:spacing w:after="120"/>
+      </w:pPr>
+      <w:r>
+        <w:rPr>
+          <w:color w:val="666666"/>
+          <w:sz w:val="18"/>
+          <w:szCs w:val="18"/>
+        </w:rPr>
+        <w:t xml:space="preserve">Drivers: improved NBR/latex price realisations (spread recovery off a multi-year down-cycle); ~2% of EBITDA from one-off inventory gains; 10% domestic volume growth, offset by a 10-12% export volume decline; operating leverage on &gt;80% utilisation.</w:t>
+      </w:r>
+    </w:p>
+    <w:p>
+      <w:pPr>
+        <w:spacing w:after="120"/>
+      </w:pPr>
+      <w:r>
+        <w:rPr>
+          <w:color w:val="666666"/>
+          <w:sz w:val="18"/>
+          <w:szCs w:val="18"/>
+        </w:rPr>
+        <w:t xml:space="preserve">Q1 FY27 EBITDA margin of 22.3% is well above management's stated 15-16% through-cycle level; ~2% was one-off inventory gains and the remainder is price-driven, not volume. Normalised margin 15-16%, normalised PAT ~Rs 120-150 Cr -- the FY24-25 trough (PAT Rs 54 Cr, ROCE ~9-10%) shows the downside of the same cycle.</w:t>
+      </w:r>
+    </w:p>
+    <w:p>
+      <w:pPr>
+        <w:spacing w:after="60" w:before="120"/>
+      </w:pPr>
+      <w:r>
+        <w:rPr>
+          <w:b/>
+          <w:bCs/>
+          <w:sz w:val="20"/>
+          <w:szCs w:val="20"/>
+        </w:rPr>
+        <w:t xml:space="preserve">Growth trajectory: </w:t>
+      </w:r>
+      <w:r>
+        <w:rPr>
+          <w:b w:val="false"/>
+          <w:bCs w:val="false"/>
+          <w:sz w:val="20"/>
+          <w:szCs w:val="20"/>
+        </w:rPr>
+        <w:t xml:space="preserve">YoY growth rate is lumpy</w:t>
+      </w:r>
+    </w:p>
+    <w:p>
+      <w:pPr>
+        <w:spacing w:after="120"/>
+      </w:pPr>
+      <w:r>
+        <w:rPr>
+          <w:color w:val="666666"/>
+          <w:sz w:val="18"/>
+          <w:szCs w:val="18"/>
+        </w:rPr>
+        <w:t xml:space="preserve">revenue YoY: FY24 +4%, FY25 +24%, FY26 +3%, Q1 FY27 +40% (price-led). PAT YoY: FY24 -50%, FY25 flat, FY26 +87%, Q1 FY27 +311%. This is a commodity-polymer spread cycle, not a compounding trend; export volumes are currently declining.</w:t>
+      </w:r>
+    </w:p>
+    <w:p>
+      <w:pPr>
+        <w:spacing w:after="120"/>
+      </w:pPr>
+      <w:r>
+        <w:rPr>
+          <w:color w:val="666666"/>
+          <w:sz w:val="18"/>
+          <w:szCs w:val="18"/>
+        </w:rPr>
+        <w:t xml:space="preserve">Reverse P/E: ~20x trailing sits on a peak-margin quarter; on a normalised ~Rs 130-150 Cr PAT the multiple is ~24x, which needs a sustained volume + spread up-cycle that the falling export volumes and globally-adding NBR supply do not yet confirm.</w:t>
+      </w:r>
+    </w:p>
+    <w:p>
+      <w:pPr>
+        <w:spacing w:after="120"/>
+      </w:pPr>
+      <w:r>
+        <w:rPr>
+          <w:b/>
+          <w:bCs/>
+          <w:sz w:val="20"/>
+          <w:szCs w:val="20"/>
+        </w:rPr>
+        <w:t xml:space="preserve">Management quality (TVGP's "P"):</w:t>
+      </w:r>
+    </w:p>
+    <w:tbl>
+      <w:tblPr>
+        <w:tblW w:type="dxa" w:w="9000"/>
+        <w:tblBorders>
+          <w:top w:val="single" w:color="auto" w:sz="4"/>
+          <w:left w:val="single" w:color="auto" w:sz="4"/>
+          <w:bottom w:val="single" w:color="auto" w:sz="4"/>
+          <w:right w:val="single" w:color="auto" w:sz="4"/>
+          <w:insideH w:val="single" w:color="auto" w:sz="4"/>
+          <w:insideV w:val="single" w:color="auto" w:sz="4"/>
+        </w:tblBorders>
+      </w:tblPr>
+      <w:tblGrid>
+        <w:gridCol w:w="3200"/>
+        <w:gridCol w:w="5800"/>
+      </w:tblGrid>
+      <w:tr>
+        <w:tc>
+          <w:tcPr>
+            <w:tcW w:type="dxa" w:w="3200"/>
+            <w:shd w:fill="F2F2F2" w:val="clear"/>
+          </w:tcPr>
+          <w:p>
+            <w:r>
+              <w:rPr>
+                <w:b/>
+                <w:bCs/>
+              </w:rPr>
+              <w:t xml:space="preserve">Assessment</w:t>
+            </w:r>
+          </w:p>
+        </w:tc>
+        <w:tc>
+          <w:tcPr>
+            <w:tcW w:type="dxa" w:w="5800"/>
+          </w:tcPr>
+          <w:p>
+            <w:r>
+              <w:t xml:space="preserve">neutral</w:t>
+            </w:r>
+          </w:p>
+        </w:tc>
+      </w:tr>
+      <w:tr>
+        <w:tc>
+          <w:tcPr>
+            <w:tcW w:type="dxa" w:w="3200"/>
+            <w:shd w:fill="F2F2F2" w:val="clear"/>
+          </w:tcPr>
+          <w:p>
+            <w:r>
+              <w:rPr>
+                <w:b/>
+                <w:bCs/>
+              </w:rPr>
+              <w:t xml:space="preserve">Capital allocation</w:t>
+            </w:r>
+          </w:p>
+        </w:tc>
+        <w:tc>
+          <w:tcPr>
+            <w:tcW w:type="dxa" w:w="5800"/>
+          </w:tcPr>
+          <w:p>
+            <w:r>
+              <w:t xml:space="preserve">Committed ~Rs 220 Cr to NBR + synthetic-latex expansion (adds ~Rs 600 Cr topline, on stream Q1 FY28), largely self-funded from a net-cash balance sheet; deferred Stage 2 by 3-4 months citing Malaysia/China overcapacity -- a disciplined, demand-linked pause. Historically ~52% dividend payout. No unrelated diversification. Through-cycle incremental ROCE is only mid-teens. (disciplined)</w:t>
+            </w:r>
+          </w:p>
+        </w:tc>
+      </w:tr>
+      <w:tr>
+        <w:tc>
+          <w:tcPr>
+            <w:tcW w:type="dxa" w:w="3200"/>
+            <w:shd w:fill="F2F2F2" w:val="clear"/>
+          </w:tcPr>
+          <w:p>
+            <w:r>
+              <w:rPr>
+                <w:b/>
+                <w:bCs/>
+              </w:rPr>
+              <w:t xml:space="preserve">Related-party trend</w:t>
+            </w:r>
+          </w:p>
+        </w:tc>
+        <w:tc>
+          <w:tcPr>
+            <w:tcW w:type="dxa" w:w="5800"/>
+          </w:tcPr>
+          <w:p>
+            <w:r>
+              <w:t xml:space="preserve">unclear</w:t>
+            </w:r>
+          </w:p>
+        </w:tc>
+      </w:tr>
+      <w:tr>
+        <w:tc>
+          <w:tcPr>
+            <w:tcW w:type="dxa" w:w="3200"/>
+            <w:shd w:fill="F2F2F2" w:val="clear"/>
+          </w:tcPr>
+          <w:p>
+            <w:r>
+              <w:rPr>
+                <w:b/>
+                <w:bCs/>
+              </w:rPr>
+              <w:t xml:space="preserve">Guidance credibility</w:t>
+            </w:r>
+          </w:p>
+        </w:tc>
+        <w:tc>
+          <w:tcPr>
+            <w:tcW w:type="dxa" w:w="5800"/>
+          </w:tcPr>
+          <w:p>
+            <w:r>
+              <w:t xml:space="preserve">reliable</w:t>
+            </w:r>
+          </w:p>
+        </w:tc>
+      </w:tr>
+      <w:tr>
+        <w:tc>
+          <w:tcPr>
+            <w:tcW w:type="dxa" w:w="3200"/>
+            <w:shd w:fill="F2F2F2" w:val="clear"/>
+          </w:tcPr>
+          <w:p>
+            <w:r>
+              <w:rPr>
+                <w:b/>
+                <w:bCs/>
+              </w:rPr>
+              <w:t xml:space="preserve">Shareholder returns</w:t>
+            </w:r>
+          </w:p>
+        </w:tc>
+        <w:tc>
+          <w:tcPr>
+            <w:tcW w:type="dxa" w:w="5800"/>
+          </w:tcPr>
+          <w:p>
+            <w:r>
+              <w:t xml:space="preserve">consistent</w:t>
+            </w:r>
+          </w:p>
+        </w:tc>
+      </w:tr>
+      <w:tr>
+        <w:tc>
+          <w:tcPr>
+            <w:tcW w:type="dxa" w:w="3200"/>
+            <w:shd w:fill="F2F2F2" w:val="clear"/>
+          </w:tcPr>
+          <w:p>
+            <w:r>
+              <w:rPr>
+                <w:b/>
+                <w:bCs/>
+              </w:rPr>
+              <w:t xml:space="preserve">Capability ladder / VAP</w:t>
+            </w:r>
+          </w:p>
+        </w:tc>
+        <w:tc>
+          <w:tcPr>
+            <w:tcW w:type="dxa" w:w="5800"/>
+          </w:tcPr>
+          <w:p>
+            <w:r>
+              <w:t xml:space="preserve">—</w:t>
+            </w:r>
+          </w:p>
+        </w:tc>
+      </w:tr>
+    </w:tbl>
+    <w:p>
+      <w:pPr>
+        <w:spacing w:after="120"/>
+      </w:pPr>
+      <w:r>
+        <w:rPr>
+          <w:b/>
+          <w:bCs/>
+          <w:sz w:val="20"/>
+          <w:szCs w:val="20"/>
+        </w:rPr>
+        <w:t xml:space="preserve">Quality metrics (ROCE · debt · FCF · margin · capex):</w:t>
+      </w:r>
+    </w:p>
+    <w:tbl>
+      <w:tblPr>
+        <w:tblW w:type="dxa" w:w="9000"/>
+        <w:tblBorders>
+          <w:top w:val="single" w:color="auto" w:sz="4"/>
+          <w:left w:val="single" w:color="auto" w:sz="4"/>
+          <w:bottom w:val="single" w:color="auto" w:sz="4"/>
+          <w:right w:val="single" w:color="auto" w:sz="4"/>
+          <w:insideH w:val="single" w:color="auto" w:sz="4"/>
+          <w:insideV w:val="single" w:color="auto" w:sz="4"/>
+        </w:tblBorders>
+      </w:tblPr>
+      <w:tblGrid>
+        <w:gridCol w:w="3200"/>
+        <w:gridCol w:w="5800"/>
+      </w:tblGrid>
+      <w:tr>
+        <w:tc>
+          <w:tcPr>
+            <w:tcW w:type="dxa" w:w="3200"/>
+            <w:shd w:fill="F2F2F2" w:val="clear"/>
+          </w:tcPr>
+          <w:p>
+            <w:r>
+              <w:rPr>
+                <w:b/>
+                <w:bCs/>
+              </w:rPr>
+              <w:t xml:space="preserve">Assessment</w:t>
+            </w:r>
+          </w:p>
+        </w:tc>
+        <w:tc>
+          <w:tcPr>
+            <w:tcW w:type="dxa" w:w="5800"/>
+          </w:tcPr>
+          <w:p>
+            <w:r>
+              <w:t xml:space="preserve">neutral</w:t>
+            </w:r>
+          </w:p>
+        </w:tc>
+      </w:tr>
+      <w:tr>
+        <w:tc>
+          <w:tcPr>
+            <w:tcW w:type="dxa" w:w="3200"/>
+            <w:shd w:fill="F2F2F2" w:val="clear"/>
+          </w:tcPr>
+          <w:p>
+            <w:r>
+              <w:rPr>
+                <w:b/>
+                <w:bCs/>
+              </w:rPr>
+              <w:t xml:space="preserve">ROCE</w:t>
+            </w:r>
+          </w:p>
+        </w:tc>
+        <w:tc>
+          <w:tcPr>
+            <w:tcW w:type="dxa" w:w="5800"/>
+          </w:tcPr>
+          <w:p>
+            <w:r>
+              <w:t xml:space="preserve">16% (improving)</w:t>
+            </w:r>
+          </w:p>
+        </w:tc>
+      </w:tr>
+      <w:tr>
+        <w:tc>
+          <w:tcPr>
+            <w:tcW w:type="dxa" w:w="3200"/>
+            <w:shd w:fill="F2F2F2" w:val="clear"/>
+          </w:tcPr>
+          <w:p>
+            <w:r>
+              <w:rPr>
+                <w:b/>
+                <w:bCs/>
+              </w:rPr>
+              <w:t xml:space="preserve">Leverage</w:t>
+            </w:r>
+          </w:p>
+        </w:tc>
+        <w:tc>
+          <w:tcPr>
+            <w:tcW w:type="dxa" w:w="5800"/>
+          </w:tcPr>
+          <w:p>
+            <w:r>
+              <w:t xml:space="preserve">Net debt/EBITDA -0.1x</w:t>
+            </w:r>
+          </w:p>
+        </w:tc>
+      </w:tr>
+      <w:tr>
+        <w:tc>
+          <w:tcPr>
+            <w:tcW w:type="dxa" w:w="3200"/>
+            <w:shd w:fill="F2F2F2" w:val="clear"/>
+          </w:tcPr>
+          <w:p>
+            <w:r>
+              <w:rPr>
+                <w:b/>
+                <w:bCs/>
+              </w:rPr>
+              <w:t xml:space="preserve">FCF conversion</w:t>
+            </w:r>
+          </w:p>
+        </w:tc>
+        <w:tc>
+          <w:tcPr>
+            <w:tcW w:type="dxa" w:w="5800"/>
+          </w:tcPr>
+          <w:p>
+            <w:r>
+              <w:t xml:space="preserve">45%</w:t>
+            </w:r>
+          </w:p>
+        </w:tc>
+      </w:tr>
+      <w:tr>
+        <w:tc>
+          <w:tcPr>
+            <w:tcW w:type="dxa" w:w="3200"/>
+            <w:shd w:fill="F2F2F2" w:val="clear"/>
+          </w:tcPr>
+          <w:p>
+            <w:r>
+              <w:rPr>
+                <w:b/>
+                <w:bCs/>
+              </w:rPr>
+              <w:t xml:space="preserve">Margin trend</w:t>
+            </w:r>
+          </w:p>
+        </w:tc>
+        <w:tc>
+          <w:tcPr>
+            <w:tcW w:type="dxa" w:w="5800"/>
+          </w:tcPr>
+          <w:p>
+            <w:r>
+              <w:t xml:space="preserve">expanding</w:t>
+            </w:r>
+          </w:p>
+        </w:tc>
+      </w:tr>
+      <w:tr>
+        <w:tc>
+          <w:tcPr>
+            <w:tcW w:type="dxa" w:w="3200"/>
+            <w:shd w:fill="F2F2F2" w:val="clear"/>
+          </w:tcPr>
+          <w:p>
+            <w:r>
+              <w:rPr>
+                <w:b/>
+                <w:bCs/>
+              </w:rPr>
+              <w:t xml:space="preserve">Capex efficiency</w:t>
+            </w:r>
+          </w:p>
+        </w:tc>
+        <w:tc>
+          <w:tcPr>
+            <w:tcW w:type="dxa" w:w="5800"/>
+          </w:tcPr>
+          <w:p>
+            <w:r>
+              <w:t xml:space="preserve">neutral</w:t>
+            </w:r>
+          </w:p>
+        </w:tc>
+      </w:tr>
+    </w:tbl>
+    <w:p>
+      <w:pPr>
+        <w:spacing w:after="60" w:before="120"/>
+      </w:pPr>
+      <w:r>
+        <w:rPr>
+          <w:b/>
+          <w:bCs/>
+          <w:sz w:val="20"/>
+          <w:szCs w:val="20"/>
+        </w:rPr>
+        <w:t xml:space="preserve">Track record (Coffee Can persistence check): </w:t>
+      </w:r>
+      <w:r>
+        <w:rPr>
+          <w:sz w:val="20"/>
+          <w:szCs w:val="20"/>
+        </w:rPr>
+        <w:t xml:space="preserve">cleared revenue growth ≥10% AND ROCE ≥15% in 0 of the last 3 years (consistency_score 0)</w:t>
+      </w:r>
+    </w:p>
+    <w:p>
+      <w:pPr>
+        <w:spacing w:after="120"/>
+      </w:pPr>
+      <w:r>
+        <w:rPr>
+          <w:color w:val="666666"/>
+          <w:sz w:val="18"/>
+          <w:szCs w:val="18"/>
+        </w:rPr>
+        <w:t xml:space="preserve">FY24-FY26 verifiable from the same P&amp;L. FY24: revenue +4% and OPM 10% (ROCE ~10%) -&gt; not cleared. FY25: revenue +24% but OPM 9% (ROCE ~9-10%) -&gt; not cleared. FY26: revenue +3%, OPM 12% (ROCE ~16%) -&gt; not cleared (revenue). 0 of 3 years cleared both revenue growth &gt;=10% and ROCE &gt;=15% -- this was the trough/early-recovery phase of the NBR spread cycle, not a company-quality failure, but it confirms the earnings are cyclical.</w:t>
       </w:r>
     </w:p>
     <w:p>
@@ -304,46 +2666,15 @@
         <w:spacing w:after="120" w:before="280"/>
       </w:pPr>
       <w:r>
-        <w:t xml:space="preserve">Bull Case</w:t>
-      </w:r>
-    </w:p>
-    <w:p>
-      <w:pPr>
-        <w:pStyle w:val="ListParagraph"/>
-        <w:numPr>
-          <w:ilvl w:val="0"/>
-          <w:numId w:val="1"/>
-        </w:numPr>
-        <w:spacing w:after="60"/>
-      </w:pPr>
-      <w:r>
-        <w:t xml:space="preserve">Record Q1 FY27 quarter with broad-based improvement (revenue, EBITDA margin, and PAT all up sharply) driven by real structural factors: capacity utilization, an anti-dumping duty filing, and European rivals struggling on exports</w:t>
-      </w:r>
-    </w:p>
-    <w:p>
-      <w:pPr>
-        <w:pStyle w:val="ListParagraph"/>
-        <w:numPr>
-          <w:ilvl w:val="0"/>
-          <w:numId w:val="1"/>
-        </w:numPr>
-        <w:spacing w:after="60"/>
-      </w:pPr>
-      <w:r>
-        <w:t xml:space="preserve">Rs 210 Cr capex commitment signals management confidence in sustained demand</w:t>
-      </w:r>
-    </w:p>
-    <w:p>
-      <w:pPr>
-        <w:pStyle w:val="ListParagraph"/>
-        <w:numPr>
-          <w:ilvl w:val="0"/>
-          <w:numId w:val="1"/>
-        </w:numPr>
-        <w:spacing w:after="60"/>
-      </w:pPr>
-      <w:r>
-        <w:t xml:space="preserve">Multiple trusted users are actively engaged and have laid out a specific, falsifiable turnaround thesis ahead of the results</w:t>
+        <w:t xml:space="preserve">Technical Read (Weekly / Monthly MACD + Bollinger Bands, or RSI/CCI/Williams %R proxy)</w:t>
+      </w:r>
+    </w:p>
+    <w:p>
+      <w:pPr>
+        <w:spacing w:after="120"/>
+      </w:pPr>
+      <w:r>
+        <w:t xml:space="preserve">Not pulled this pass -- small/mid-cap escalation criteria for browser-based technicals were not triggered.</w:t>
       </w:r>
     </w:p>
     <w:p>
@@ -352,59 +2683,36 @@
         <w:spacing w:after="120" w:before="280"/>
       </w:pPr>
       <w:r>
-        <w:t xml:space="preserve">Bear Case / Key Risks</w:t>
-      </w:r>
-    </w:p>
-    <w:p>
-      <w:pPr>
-        <w:pStyle w:val="ListParagraph"/>
-        <w:numPr>
-          <w:ilvl w:val="0"/>
-          <w:numId w:val="1"/>
-        </w:numPr>
-        <w:spacing w:after="60"/>
-      </w:pPr>
-      <w:r>
-        <w:t xml:space="preserve">Management's own commentary flags the 22.3% margin as unsustainable (one-time inventory gains), against a stated normal range of 15-16%</w:t>
-      </w:r>
-    </w:p>
-    <w:p>
-      <w:pPr>
-        <w:pStyle w:val="ListParagraph"/>
-        <w:numPr>
-          <w:ilvl w:val="0"/>
-          <w:numId w:val="1"/>
-        </w:numPr>
-        <w:spacing w:after="60"/>
-      </w:pPr>
-      <w:r>
-        <w:t xml:space="preserve">A knowledgeable poster flagged that several costs (employee, legal, turbine impairment) were bundled into the same quarter as the good results -- a real earnings-quality caution</w:t>
-      </w:r>
-    </w:p>
-    <w:p>
-      <w:pPr>
-        <w:pStyle w:val="ListParagraph"/>
-        <w:numPr>
-          <w:ilvl w:val="0"/>
-          <w:numId w:val="1"/>
-        </w:numPr>
-        <w:spacing w:after="60"/>
-      </w:pPr>
-      <w:r>
-        <w:t xml:space="preserve">Raw material sourcing from Gulf countries and meaningful export exposure create real, current logistics/geopolitical risk (Strait of Hormuz)</w:t>
-      </w:r>
-    </w:p>
-    <w:p>
-      <w:pPr>
-        <w:pStyle w:val="ListParagraph"/>
-        <w:numPr>
-          <w:ilvl w:val="0"/>
-          <w:numId w:val="1"/>
-        </w:numPr>
-        <w:spacing w:after="60"/>
-      </w:pPr>
-      <w:r>
-        <w:t xml:space="preserve">New NBR capacity (due ~Q1 FY28) will not carry anti-dumping-duty protection, an unresolved risk for future growth</w:t>
+        <w:t xml:space="preserve">ValuePickr Community Signal</w:t>
+      </w:r>
+    </w:p>
+    <w:p>
+      <w:pPr>
+        <w:spacing w:after="120"/>
+      </w:pPr>
+      <w:r>
+        <w:t xml:space="preserve">Read all 50 most recent posts (#93-145, spanning Apr 2023 to May 2026) of a 145-post thread. Multiple trusted users (Worldlywiseinvestors, Simrat, Gautam_Chopra, Marathondreams, hnk_so, Prabhat_Mohanty, all elevated-tier) engaged over the period, though activity was sparse in 2026 (5 posts) and the thread predates the Aug 2026 Q1 FY27 results -- the community has not yet reacted to this specific quarter.</w:t>
+      </w:r>
+    </w:p>
+    <w:p>
+      <w:pPr>
+        <w:spacing w:after="120"/>
+      </w:pPr>
+      <w:r>
+        <w:rPr>
+          <w:b/>
+          <w:bCs/>
+          <w:sz w:val="20"/>
+          <w:szCs w:val="20"/>
+        </w:rPr>
+        <w:t xml:space="preserve">High-conviction call from a top contributor: </w:t>
+      </w:r>
+      <w:r>
+        <w:rPr>
+          <w:sz w:val="20"/>
+          <w:szCs w:val="20"/>
+        </w:rPr>
+        <w:t xml:space="preserve">koltepankaj (Nov 2025, non-trusted) laid out the turnaround thesis before the results landed: capacity utilization above 80%, an anti-dumping duty filing on NBR imports (decision expected FY26, a real regulatory tailwind), and export share gains as European rivals struggle. mahesh.kalkar (Dec 2025) noted a Rs 210 Cr capex commitment at Valia as a sign of management confidence. makwana23 (trusted-adjacent, May 2026, reacting to the prior good quarter) cautioned that the good numbers coincided with several costs (employee, legal, turbine impairment) being bundled into the same period -- a real caution about earnings quality. hnk_so (trusted) flagged that Apcotex sources raw materials from Gulf countries and has significant export exposure, both vulnerable to Strait of Hormuz-related logistics/shipping disruption. Manav (invested, detailed reply) argued the business is coming off a multi-year down-cycle and that new NBR capacity (operational ~Q1 FY28) is a further lever, while flagging that this new capacity lacks anti-dumping-duty protection.</w:t>
       </w:r>
     </w:p>
     <w:p>
@@ -413,6 +2721,184 @@
         <w:spacing w:after="120" w:before="280"/>
       </w:pPr>
       <w:r>
+        <w:t xml:space="preserve">BSE Corporate Actions / Other Red Flags</w:t>
+      </w:r>
+    </w:p>
+    <w:p>
+      <w:pPr>
+        <w:spacing w:after="120"/>
+      </w:pPr>
+      <w:r>
+        <w:t xml:space="preserve">Not checked this pass.</w:t>
+      </w:r>
+    </w:p>
+    <w:p>
+      <w:pPr>
+        <w:pStyle w:val="Heading1"/>
+        <w:spacing w:after="120" w:before="280"/>
+      </w:pPr>
+      <w:r>
+        <w:t xml:space="preserve">Bull Case</w:t>
+      </w:r>
+    </w:p>
+    <w:p>
+      <w:pPr>
+        <w:pStyle w:val="ListParagraph"/>
+        <w:numPr>
+          <w:ilvl w:val="0"/>
+          <w:numId w:val="1"/>
+        </w:numPr>
+        <w:spacing w:after="60"/>
+      </w:pPr>
+      <w:r>
+        <w:t xml:space="preserve">India's only domestic NBR producer -- a genuine niche monopoly, reinforced if the DGTR-recommended 5-year anti-dumping duty is finally notified</w:t>
+      </w:r>
+    </w:p>
+    <w:p>
+      <w:pPr>
+        <w:pStyle w:val="ListParagraph"/>
+        <w:numPr>
+          <w:ilvl w:val="0"/>
+          <w:numId w:val="1"/>
+        </w:numPr>
+        <w:spacing w:after="60"/>
+      </w:pPr>
+      <w:r>
+        <w:t xml:space="preserve">Record Q1 FY27 (revenue +40%, EBITDA margin 22.3%, PAT +311%) shows real operating leverage when spreads recover, on &gt;80% utilisation</w:t>
+      </w:r>
+    </w:p>
+    <w:p>
+      <w:pPr>
+        <w:pStyle w:val="ListParagraph"/>
+        <w:numPr>
+          <w:ilvl w:val="0"/>
+          <w:numId w:val="1"/>
+        </w:numPr>
+        <w:spacing w:after="60"/>
+      </w:pPr>
+      <w:r>
+        <w:t xml:space="preserve">Rs 220 Cr NBR + synthetic-latex expansion on track for Q1 FY28, adding ~Rs 600 Cr (~40%) of topline potential, largely self-funded from a net-cash balance sheet</w:t>
+      </w:r>
+    </w:p>
+    <w:p>
+      <w:pPr>
+        <w:pStyle w:val="ListParagraph"/>
+        <w:numPr>
+          <w:ilvl w:val="0"/>
+          <w:numId w:val="1"/>
+        </w:numPr>
+        <w:spacing w:after="60"/>
+      </w:pPr>
+      <w:r>
+        <w:t xml:space="preserve">Disciplined, candid management: flagged its own inventory gains and unsustainable margin, deferred Stage 2 capex on overcapacity concerns, ~52% dividend payout, no pledge</w:t>
+      </w:r>
+    </w:p>
+    <w:p>
+      <w:pPr>
+        <w:pStyle w:val="ListParagraph"/>
+        <w:numPr>
+          <w:ilvl w:val="0"/>
+          <w:numId w:val="1"/>
+        </w:numPr>
+        <w:spacing w:after="60"/>
+      </w:pPr>
+      <w:r>
+        <w:t xml:space="preserve">Strong domestic demand across paper, construction and rubber goods; export recovery is upside once West Asia logistics normalise</w:t>
+      </w:r>
+    </w:p>
+    <w:p>
+      <w:pPr>
+        <w:pStyle w:val="Heading1"/>
+        <w:spacing w:after="120" w:before="280"/>
+      </w:pPr>
+      <w:r>
+        <w:t xml:space="preserve">Bear Case / Key Risks</w:t>
+      </w:r>
+    </w:p>
+    <w:p>
+      <w:pPr>
+        <w:pStyle w:val="ListParagraph"/>
+        <w:numPr>
+          <w:ilvl w:val="0"/>
+          <w:numId w:val="1"/>
+        </w:numPr>
+        <w:spacing w:after="60"/>
+      </w:pPr>
+      <w:r>
+        <w:t xml:space="preserve">Management confirms the 22.3% Q1 FY27 EBITDA margin is not normalised (target 15-16%) and ~2% of EBITDA was one-off inventory gains -- the quarter is a cycle peak, not a run-rate</w:t>
+      </w:r>
+    </w:p>
+    <w:p>
+      <w:pPr>
+        <w:pStyle w:val="ListParagraph"/>
+        <w:numPr>
+          <w:ilvl w:val="0"/>
+          <w:numId w:val="1"/>
+        </w:numPr>
+        <w:spacing w:after="60"/>
+      </w:pPr>
+      <w:r>
+        <w:t xml:space="preserve">The improvement was price-led, not volume: export volumes fell 10-12% and the gain is spread-driven, i.e. exogenous (crude, global NBR supply)</w:t>
+      </w:r>
+    </w:p>
+    <w:p>
+      <w:pPr>
+        <w:pStyle w:val="ListParagraph"/>
+        <w:numPr>
+          <w:ilvl w:val="0"/>
+          <w:numId w:val="1"/>
+        </w:numPr>
+        <w:spacing w:after="60"/>
+      </w:pPr>
+      <w:r>
+        <w:t xml:space="preserve">Global NBR supply is ADDING (Malaysia, China) -- management cited this to defer its own Stage 2 expansion, and the new Q1 FY28 capacity will carry no anti-dumping protection</w:t>
+      </w:r>
+    </w:p>
+    <w:p>
+      <w:pPr>
+        <w:pStyle w:val="ListParagraph"/>
+        <w:numPr>
+          <w:ilvl w:val="0"/>
+          <w:numId w:val="1"/>
+        </w:numPr>
+        <w:spacing w:after="60"/>
+      </w:pPr>
+      <w:r>
+        <w:t xml:space="preserve">Through-cycle returns are mediocre (FY24-25 ROCE ~9-10%, PAT flat at Rs 54 Cr) -- this has not been a compounder across the last cycle</w:t>
+      </w:r>
+    </w:p>
+    <w:p>
+      <w:pPr>
+        <w:pStyle w:val="ListParagraph"/>
+        <w:numPr>
+          <w:ilvl w:val="0"/>
+          <w:numId w:val="1"/>
+        </w:numPr>
+        <w:spacing w:after="60"/>
+      </w:pPr>
+      <w:r>
+        <w:t xml:space="preserve">The DGTR anti-dumping duty, the clearest regulatory catalyst, has been stuck awaiting Finance Ministry notification for a year</w:t>
+      </w:r>
+    </w:p>
+    <w:p>
+      <w:pPr>
+        <w:pStyle w:val="ListParagraph"/>
+        <w:numPr>
+          <w:ilvl w:val="0"/>
+          <w:numId w:val="1"/>
+        </w:numPr>
+        <w:spacing w:after="60"/>
+      </w:pPr>
+      <w:r>
+        <w:t xml:space="preserve">At ~5x book and ~24x normalised earnings the valuation already discounts a sustained up-cycle; raw materials are USD-denominated so rupee depreciation gives no net benefit</w:t>
+      </w:r>
+    </w:p>
+    <w:p>
+      <w:pPr>
+        <w:pStyle w:val="Heading1"/>
+        <w:spacing w:after="120" w:before="280"/>
+      </w:pPr>
+      <w:r>
         <w:t xml:space="preserve">Market-Cap Tier (informational — not a gate in this project)</w:t>
       </w:r>
     </w:p>
@@ -425,7 +2911,7 @@
           <w:b/>
           <w:bCs/>
         </w:rPr>
-        <w:t xml:space="preserve">Small-cap (~Rs 3,108 Cr)</w:t>
+        <w:t xml:space="preserve">Small-cap (~Rs 3,175 Cr)</w:t>
       </w:r>
     </w:p>
     <w:p>
@@ -448,7 +2934,35 @@
           <w:sz w:val="24"/>
           <w:szCs w:val="24"/>
         </w:rPr>
-        <w:t xml:space="preserve">10x-in-2-3-years</w:t>
+        <w:t xml:space="preserve">neither</w:t>
+      </w:r>
+    </w:p>
+    <w:p>
+      <w:pPr>
+        <w:spacing w:after="120"/>
+      </w:pPr>
+      <w:r>
+        <w:rPr>
+          <w:color w:val="666666"/>
+          <w:sz w:val="20"/>
+          <w:szCs w:val="20"/>
+        </w:rPr>
+        <w:t xml:space="preserve">4-box gate — tailwind: weak · TAM: weak · moat: weak · valuation: weak  (score 2 / 4)</w:t>
+      </w:r>
+    </w:p>
+    <w:p>
+      <w:pPr>
+        <w:spacing w:after="120"/>
+      </w:pPr>
+      <w:r>
+        <w:rPr>
+          <w:i/>
+          <w:iCs/>
+          <w:color w:val="666666"/>
+          <w:sz w:val="20"/>
+          <w:szCs w:val="20"/>
+        </w:rPr>
+        <w:t xml:space="preserve">Tailwind weak: the driver is a cyclical NBR/latex spread recovery plus a DGTR-recommended anti-dumping duty that the Finance Ministry has not notified in over a year -- and management itself cites new Malaysia/China NBR capacity (globally adding supply) as a reason to defer its own Stage 2 expansion. Tam weak: ~Rs 3,175 Cr niche polymer; the ~Rs 600 Cr capacity add is meaningful but the total addressable market is limited. Moat weak: genuine domestic NBR monopoly but no pricing power against imports or the global cycle, and the new capacity is unprotected. Valuation weak: ~5x book and ~24x normalised earnings already price a sustained up-cycle. Score 2.0 -&gt; thesis_fit 'neither'.</w:t>
       </w:r>
     </w:p>
     <w:p>
@@ -471,46 +2985,72 @@
           <w:sz w:val="24"/>
           <w:szCs w:val="24"/>
         </w:rPr>
-        <w:t xml:space="preserve">A real turnaround with credible structural drivers, but management's own caution on margin sustainability keeps this at low-medium conviction and unconfirmed</w:t>
-      </w:r>
-    </w:p>
-    <w:p>
-      <w:pPr>
-        <w:pStyle w:val="ListParagraph"/>
-        <w:numPr>
-          <w:ilvl w:val="0"/>
-          <w:numId w:val="1"/>
-        </w:numPr>
-        <w:spacing w:after="60"/>
-      </w:pPr>
-      <w:r>
-        <w:t xml:space="preserve">The recent-quarter inflection is genuine and multi-dimensional (revenue, margin, and profit all up sharply), backed by a specific, credible regulatory catalyst (the anti-dumping filing) rather than pure sentiment</w:t>
-      </w:r>
-    </w:p>
-    <w:p>
-      <w:pPr>
-        <w:pStyle w:val="ListParagraph"/>
-        <w:numPr>
-          <w:ilvl w:val="0"/>
-          <w:numId w:val="1"/>
-        </w:numPr>
-        <w:spacing w:after="60"/>
-      </w:pPr>
-      <w:r>
-        <w:t xml:space="preserve">But management itself has flagged the margin as a one-off, and a sharp-eyed community poster independently flagged that costs may have been bundled to flatter the same quarter -- real caution on how repeatable this is</w:t>
-      </w:r>
-    </w:p>
-    <w:p>
-      <w:pPr>
-        <w:pStyle w:val="ListParagraph"/>
-        <w:numPr>
-          <w:ilvl w:val="0"/>
-          <w:numId w:val="1"/>
-        </w:numPr>
-        <w:spacing w:after="60"/>
-      </w:pPr>
-      <w:r>
-        <w:t xml:space="preserve">Given the small-cap size fits the thesis and the catalyst is structural (not just cyclical), conviction is set to Medium with an explicit caveat that the scale of the improvement is unconfirmed pending the next 1-2 quarters</w:t>
+        <w:t xml:space="preserve">A real domestic NBR monopoly in a cyclical spread recovery -- but Q1 FY27 is a management-acknowledged cycle peak, the anti-dumping catalyst is stuck, global supply is adding, and the valuation already prices a sustained up-cycle</w:t>
+      </w:r>
+    </w:p>
+    <w:p>
+      <w:pPr>
+        <w:pStyle w:val="ListParagraph"/>
+        <w:numPr>
+          <w:ilvl w:val="0"/>
+          <w:numId w:val="1"/>
+        </w:numPr>
+        <w:spacing w:after="60"/>
+      </w:pPr>
+      <w:r>
+        <w:t xml:space="preserve">The deep read weakens the small-cap live-inflection case: Q1 FY27's +40% revenue / +311% PAT is price-realisation-led (export volumes actually fell 10-12%), ~2% of EBITDA was one-off inventory gains, and management itself calls the 22.3% margin unsustainable vs a 15-16% norm -- this is a spread-cycle peak, not a structural volume inflection</w:t>
+      </w:r>
+    </w:p>
+    <w:p>
+      <w:pPr>
+        <w:pStyle w:val="ListParagraph"/>
+        <w:numPr>
+          <w:ilvl w:val="0"/>
+          <w:numId w:val="1"/>
+        </w:numPr>
+        <w:spacing w:after="60"/>
+      </w:pPr>
+      <w:r>
+        <w:t xml:space="preserve">four_box score 2.0 (tailwind weak -- cyclical recovery plus a not-yet-notified duty against globally-adding NBR supply; tam/moat/valuation all weak) -&gt; thesis_fit 'neither', no written exception qualifies (growth is cyclical/price-led, not the un-ignorable structural kind)</w:t>
+      </w:r>
+    </w:p>
+    <w:p>
+      <w:pPr>
+        <w:pStyle w:val="ListParagraph"/>
+        <w:numPr>
+          <w:ilvl w:val="0"/>
+          <w:numId w:val="1"/>
+        </w:numPr>
+        <w:spacing w:after="60"/>
+      </w:pPr>
+      <w:r>
+        <w:t xml:space="preserve">The Rs 220 Cr capacity expansion (on stream Q1 FY28, ~Rs 600 Cr topline) is a genuine forward lever and the balance sheet is net cash, but the new lines carry no anti-dumping protection and management deferred Stage 2 citing Malaysia/China overcapacity</w:t>
+      </w:r>
+    </w:p>
+    <w:p>
+      <w:pPr>
+        <w:pStyle w:val="ListParagraph"/>
+        <w:numPr>
+          <w:ilvl w:val="0"/>
+          <w:numId w:val="1"/>
+        </w:numPr>
+        <w:spacing w:after="60"/>
+      </w:pPr>
+      <w:r>
+        <w:t xml:space="preserve">Conviction cut Medium -&gt; Low-Medium: management is candid and the franchise is real, but through-cycle returns are only mid-teens, the catalyst is externally gated, and ~5x book / ~24x normalised earnings leaves no cushion</w:t>
+      </w:r>
+    </w:p>
+    <w:p>
+      <w:pPr>
+        <w:pStyle w:val="ListParagraph"/>
+        <w:numPr>
+          <w:ilvl w:val="0"/>
+          <w:numId w:val="1"/>
+        </w:numPr>
+        <w:spacing w:after="60"/>
+      </w:pPr>
+      <w:r>
+        <w:t xml:space="preserve">No red-flag tier; revisit after 1-2 more quarters show whether margin holds above 16% with inventory gains rolled off, and whether the anti-dumping duty is notified</w:t>
       </w:r>
     </w:p>
     <w:p>
